--- a/docs/rtos-tu-viet/bao-cao/BAO-CAO-RTOS.docx
+++ b/docs/rtos-tu-viet/bao-cao/BAO-CAO-RTOS.docx
@@ -83,17 +83,18 @@
       <w:tblPr>
         <w:tblStyle w:val="LightGrid-Accent1"/>
         <w:tblW w:type="auto" w:w="0"/>
+        <w:tblLayout w:type="fixed"/>
         <w:tblLook w:firstColumn="1" w:firstRow="1" w:lastColumn="0" w:lastRow="0" w:noHBand="0" w:noVBand="1" w:val="04A0"/>
       </w:tblPr>
       <w:tblGrid>
-        <w:gridCol w:w="2880"/>
-        <w:gridCol w:w="2880"/>
-        <w:gridCol w:w="2880"/>
+        <w:gridCol w:w="778"/>
+        <w:gridCol w:w="4127"/>
+        <w:gridCol w:w="4311"/>
       </w:tblGrid>
       <w:tr>
         <w:tc>
           <w:tcPr>
-            <w:tcW w:type="dxa" w:w="2880"/>
+            <w:tcW w:type="dxa" w:w="778"/>
           </w:tcPr>
           <w:p>
             <w:r>
@@ -112,7 +113,7 @@
         </w:tc>
         <w:tc>
           <w:tcPr>
-            <w:tcW w:type="dxa" w:w="2880"/>
+            <w:tcW w:type="dxa" w:w="4127"/>
           </w:tcPr>
           <w:p>
             <w:r>
@@ -131,7 +132,7 @@
         </w:tc>
         <w:tc>
           <w:tcPr>
-            <w:tcW w:type="dxa" w:w="2880"/>
+            <w:tcW w:type="dxa" w:w="4311"/>
           </w:tcPr>
           <w:p>
             <w:r>
@@ -152,7 +153,7 @@
       <w:tr>
         <w:tc>
           <w:tcPr>
-            <w:tcW w:type="dxa" w:w="2880"/>
+            <w:tcW w:type="dxa" w:w="778"/>
           </w:tcPr>
           <w:p>
             <w:r/>
@@ -167,7 +168,7 @@
         </w:tc>
         <w:tc>
           <w:tcPr>
-            <w:tcW w:type="dxa" w:w="2880"/>
+            <w:tcW w:type="dxa" w:w="4127"/>
           </w:tcPr>
           <w:p>
             <w:r/>
@@ -182,7 +183,7 @@
         </w:tc>
         <w:tc>
           <w:tcPr>
-            <w:tcW w:type="dxa" w:w="2880"/>
+            <w:tcW w:type="dxa" w:w="4311"/>
           </w:tcPr>
           <w:p>
             <w:r/>
@@ -247,7 +248,7 @@
       <w:tr>
         <w:tc>
           <w:tcPr>
-            <w:tcW w:type="dxa" w:w="2880"/>
+            <w:tcW w:type="dxa" w:w="778"/>
           </w:tcPr>
           <w:p>
             <w:r/>
@@ -262,7 +263,7 @@
         </w:tc>
         <w:tc>
           <w:tcPr>
-            <w:tcW w:type="dxa" w:w="2880"/>
+            <w:tcW w:type="dxa" w:w="4127"/>
           </w:tcPr>
           <w:p>
             <w:r/>
@@ -277,7 +278,7 @@
         </w:tc>
         <w:tc>
           <w:tcPr>
-            <w:tcW w:type="dxa" w:w="2880"/>
+            <w:tcW w:type="dxa" w:w="4311"/>
           </w:tcPr>
           <w:p>
             <w:r/>
@@ -294,7 +295,7 @@
       <w:tr>
         <w:tc>
           <w:tcPr>
-            <w:tcW w:type="dxa" w:w="2880"/>
+            <w:tcW w:type="dxa" w:w="778"/>
           </w:tcPr>
           <w:p>
             <w:r/>
@@ -309,7 +310,7 @@
         </w:tc>
         <w:tc>
           <w:tcPr>
-            <w:tcW w:type="dxa" w:w="2880"/>
+            <w:tcW w:type="dxa" w:w="4127"/>
           </w:tcPr>
           <w:p>
             <w:r/>
@@ -324,7 +325,7 @@
         </w:tc>
         <w:tc>
           <w:tcPr>
-            <w:tcW w:type="dxa" w:w="2880"/>
+            <w:tcW w:type="dxa" w:w="4311"/>
           </w:tcPr>
           <w:p>
             <w:r/>
@@ -366,7 +367,7 @@
       <w:tr>
         <w:tc>
           <w:tcPr>
-            <w:tcW w:type="dxa" w:w="2880"/>
+            <w:tcW w:type="dxa" w:w="778"/>
           </w:tcPr>
           <w:p>
             <w:r/>
@@ -381,7 +382,7 @@
         </w:tc>
         <w:tc>
           <w:tcPr>
-            <w:tcW w:type="dxa" w:w="2880"/>
+            <w:tcW w:type="dxa" w:w="4127"/>
           </w:tcPr>
           <w:p>
             <w:r/>
@@ -396,7 +397,7 @@
         </w:tc>
         <w:tc>
           <w:tcPr>
-            <w:tcW w:type="dxa" w:w="2880"/>
+            <w:tcW w:type="dxa" w:w="4311"/>
           </w:tcPr>
           <w:p>
             <w:r/>
@@ -413,7 +414,7 @@
       <w:tr>
         <w:tc>
           <w:tcPr>
-            <w:tcW w:type="dxa" w:w="2880"/>
+            <w:tcW w:type="dxa" w:w="778"/>
           </w:tcPr>
           <w:p>
             <w:r/>
@@ -428,7 +429,7 @@
         </w:tc>
         <w:tc>
           <w:tcPr>
-            <w:tcW w:type="dxa" w:w="2880"/>
+            <w:tcW w:type="dxa" w:w="4127"/>
           </w:tcPr>
           <w:p>
             <w:r/>
@@ -443,7 +444,7 @@
         </w:tc>
         <w:tc>
           <w:tcPr>
-            <w:tcW w:type="dxa" w:w="2880"/>
+            <w:tcW w:type="dxa" w:w="4311"/>
           </w:tcPr>
           <w:p>
             <w:r/>
@@ -460,7 +461,7 @@
       <w:tr>
         <w:tc>
           <w:tcPr>
-            <w:tcW w:type="dxa" w:w="2880"/>
+            <w:tcW w:type="dxa" w:w="778"/>
           </w:tcPr>
           <w:p>
             <w:r/>
@@ -475,7 +476,7 @@
         </w:tc>
         <w:tc>
           <w:tcPr>
-            <w:tcW w:type="dxa" w:w="2880"/>
+            <w:tcW w:type="dxa" w:w="4127"/>
           </w:tcPr>
           <w:p>
             <w:r/>
@@ -490,7 +491,7 @@
         </w:tc>
         <w:tc>
           <w:tcPr>
-            <w:tcW w:type="dxa" w:w="2880"/>
+            <w:tcW w:type="dxa" w:w="4311"/>
           </w:tcPr>
           <w:p>
             <w:r/>
@@ -505,6 +506,7 @@
         </w:tc>
       </w:tr>
     </w:tbl>
+    <w:p/>
     <w:p>
       <w:pPr>
         <w:pStyle w:val="Heading3"/>
@@ -718,16 +720,17 @@
       <w:tblPr>
         <w:tblStyle w:val="LightGrid-Accent1"/>
         <w:tblW w:type="auto" w:w="0"/>
+        <w:tblLayout w:type="fixed"/>
         <w:tblLook w:firstColumn="1" w:firstRow="1" w:lastColumn="0" w:lastRow="0" w:noHBand="0" w:noVBand="1" w:val="04A0"/>
       </w:tblPr>
       <w:tblGrid>
-        <w:gridCol w:w="4320"/>
-        <w:gridCol w:w="4320"/>
+        <w:gridCol w:w="4557"/>
+        <w:gridCol w:w="4659"/>
       </w:tblGrid>
       <w:tr>
         <w:tc>
           <w:tcPr>
-            <w:tcW w:type="dxa" w:w="4320"/>
+            <w:tcW w:type="dxa" w:w="4557"/>
           </w:tcPr>
           <w:p>
             <w:r>
@@ -746,7 +749,7 @@
         </w:tc>
         <w:tc>
           <w:tcPr>
-            <w:tcW w:type="dxa" w:w="4320"/>
+            <w:tcW w:type="dxa" w:w="4659"/>
           </w:tcPr>
           <w:p>
             <w:r>
@@ -767,7 +770,7 @@
       <w:tr>
         <w:tc>
           <w:tcPr>
-            <w:tcW w:type="dxa" w:w="4320"/>
+            <w:tcW w:type="dxa" w:w="4557"/>
           </w:tcPr>
           <w:p>
             <w:r/>
@@ -784,7 +787,7 @@
         </w:tc>
         <w:tc>
           <w:tcPr>
-            <w:tcW w:type="dxa" w:w="4320"/>
+            <w:tcW w:type="dxa" w:w="4659"/>
           </w:tcPr>
           <w:p>
             <w:r/>
@@ -803,7 +806,7 @@
       <w:tr>
         <w:tc>
           <w:tcPr>
-            <w:tcW w:type="dxa" w:w="4320"/>
+            <w:tcW w:type="dxa" w:w="4557"/>
           </w:tcPr>
           <w:p>
             <w:r/>
@@ -820,7 +823,7 @@
         </w:tc>
         <w:tc>
           <w:tcPr>
-            <w:tcW w:type="dxa" w:w="4320"/>
+            <w:tcW w:type="dxa" w:w="4659"/>
           </w:tcPr>
           <w:p>
             <w:r/>
@@ -839,7 +842,7 @@
       <w:tr>
         <w:tc>
           <w:tcPr>
-            <w:tcW w:type="dxa" w:w="4320"/>
+            <w:tcW w:type="dxa" w:w="4557"/>
           </w:tcPr>
           <w:p>
             <w:r/>
@@ -872,7 +875,7 @@
         </w:tc>
         <w:tc>
           <w:tcPr>
-            <w:tcW w:type="dxa" w:w="4320"/>
+            <w:tcW w:type="dxa" w:w="4659"/>
           </w:tcPr>
           <w:p>
             <w:r/>
@@ -891,7 +894,7 @@
       <w:tr>
         <w:tc>
           <w:tcPr>
-            <w:tcW w:type="dxa" w:w="4320"/>
+            <w:tcW w:type="dxa" w:w="4557"/>
           </w:tcPr>
           <w:p>
             <w:r/>
@@ -908,7 +911,7 @@
         </w:tc>
         <w:tc>
           <w:tcPr>
-            <w:tcW w:type="dxa" w:w="4320"/>
+            <w:tcW w:type="dxa" w:w="4659"/>
           </w:tcPr>
           <w:p>
             <w:r/>
@@ -927,7 +930,7 @@
       <w:tr>
         <w:tc>
           <w:tcPr>
-            <w:tcW w:type="dxa" w:w="4320"/>
+            <w:tcW w:type="dxa" w:w="4557"/>
           </w:tcPr>
           <w:p>
             <w:r/>
@@ -976,7 +979,7 @@
         </w:tc>
         <w:tc>
           <w:tcPr>
-            <w:tcW w:type="dxa" w:w="4320"/>
+            <w:tcW w:type="dxa" w:w="4659"/>
           </w:tcPr>
           <w:p>
             <w:r/>
@@ -1027,7 +1030,7 @@
       <w:tr>
         <w:tc>
           <w:tcPr>
-            <w:tcW w:type="dxa" w:w="4320"/>
+            <w:tcW w:type="dxa" w:w="4557"/>
           </w:tcPr>
           <w:p>
             <w:r/>
@@ -1044,7 +1047,7 @@
         </w:tc>
         <w:tc>
           <w:tcPr>
-            <w:tcW w:type="dxa" w:w="4320"/>
+            <w:tcW w:type="dxa" w:w="4659"/>
           </w:tcPr>
           <w:p>
             <w:r/>
@@ -1061,6 +1064,7 @@
         </w:tc>
       </w:tr>
     </w:tbl>
+    <w:p/>
     <w:p>
       <w:pPr>
         <w:pBdr>
@@ -1491,18 +1495,19 @@
       <w:tblPr>
         <w:tblStyle w:val="LightGrid-Accent1"/>
         <w:tblW w:type="auto" w:w="0"/>
+        <w:tblLayout w:type="fixed"/>
         <w:tblLook w:firstColumn="1" w:firstRow="1" w:lastColumn="0" w:lastRow="0" w:noHBand="0" w:noVBand="1" w:val="04A0"/>
       </w:tblPr>
       <w:tblGrid>
-        <w:gridCol w:w="2160"/>
-        <w:gridCol w:w="2160"/>
-        <w:gridCol w:w="2160"/>
-        <w:gridCol w:w="2160"/>
+        <w:gridCol w:w="1603"/>
+        <w:gridCol w:w="4090"/>
+        <w:gridCol w:w="1077"/>
+        <w:gridCol w:w="2446"/>
       </w:tblGrid>
       <w:tr>
         <w:tc>
           <w:tcPr>
-            <w:tcW w:type="dxa" w:w="2160"/>
+            <w:tcW w:type="dxa" w:w="1603"/>
           </w:tcPr>
           <w:p>
             <w:r>
@@ -1521,7 +1526,7 @@
         </w:tc>
         <w:tc>
           <w:tcPr>
-            <w:tcW w:type="dxa" w:w="2160"/>
+            <w:tcW w:type="dxa" w:w="4090"/>
           </w:tcPr>
           <w:p>
             <w:r>
@@ -1540,7 +1545,7 @@
         </w:tc>
         <w:tc>
           <w:tcPr>
-            <w:tcW w:type="dxa" w:w="2160"/>
+            <w:tcW w:type="dxa" w:w="1077"/>
           </w:tcPr>
           <w:p>
             <w:r>
@@ -1559,7 +1564,7 @@
         </w:tc>
         <w:tc>
           <w:tcPr>
-            <w:tcW w:type="dxa" w:w="2160"/>
+            <w:tcW w:type="dxa" w:w="2446"/>
           </w:tcPr>
           <w:p>
             <w:r>
@@ -1580,7 +1585,7 @@
       <w:tr>
         <w:tc>
           <w:tcPr>
-            <w:tcW w:type="dxa" w:w="2160"/>
+            <w:tcW w:type="dxa" w:w="1603"/>
           </w:tcPr>
           <w:p>
             <w:r/>
@@ -1595,7 +1600,7 @@
         </w:tc>
         <w:tc>
           <w:tcPr>
-            <w:tcW w:type="dxa" w:w="2160"/>
+            <w:tcW w:type="dxa" w:w="4090"/>
           </w:tcPr>
           <w:p>
             <w:r/>
@@ -1610,7 +1615,7 @@
         </w:tc>
         <w:tc>
           <w:tcPr>
-            <w:tcW w:type="dxa" w:w="2160"/>
+            <w:tcW w:type="dxa" w:w="1077"/>
           </w:tcPr>
           <w:p>
             <w:r/>
@@ -1625,7 +1630,7 @@
         </w:tc>
         <w:tc>
           <w:tcPr>
-            <w:tcW w:type="dxa" w:w="2160"/>
+            <w:tcW w:type="dxa" w:w="2446"/>
           </w:tcPr>
           <w:p>
             <w:r/>
@@ -1642,7 +1647,7 @@
       <w:tr>
         <w:tc>
           <w:tcPr>
-            <w:tcW w:type="dxa" w:w="2160"/>
+            <w:tcW w:type="dxa" w:w="1603"/>
           </w:tcPr>
           <w:p>
             <w:r/>
@@ -1657,7 +1662,7 @@
         </w:tc>
         <w:tc>
           <w:tcPr>
-            <w:tcW w:type="dxa" w:w="2160"/>
+            <w:tcW w:type="dxa" w:w="4090"/>
           </w:tcPr>
           <w:p>
             <w:r/>
@@ -1672,7 +1677,7 @@
         </w:tc>
         <w:tc>
           <w:tcPr>
-            <w:tcW w:type="dxa" w:w="2160"/>
+            <w:tcW w:type="dxa" w:w="1077"/>
           </w:tcPr>
           <w:p>
             <w:r/>
@@ -1687,7 +1692,7 @@
         </w:tc>
         <w:tc>
           <w:tcPr>
-            <w:tcW w:type="dxa" w:w="2160"/>
+            <w:tcW w:type="dxa" w:w="2446"/>
           </w:tcPr>
           <w:p>
             <w:r/>
@@ -1713,7 +1718,7 @@
       <w:tr>
         <w:tc>
           <w:tcPr>
-            <w:tcW w:type="dxa" w:w="2160"/>
+            <w:tcW w:type="dxa" w:w="1603"/>
           </w:tcPr>
           <w:p>
             <w:r/>
@@ -1728,7 +1733,7 @@
         </w:tc>
         <w:tc>
           <w:tcPr>
-            <w:tcW w:type="dxa" w:w="2160"/>
+            <w:tcW w:type="dxa" w:w="4090"/>
           </w:tcPr>
           <w:p>
             <w:r/>
@@ -1743,7 +1748,7 @@
         </w:tc>
         <w:tc>
           <w:tcPr>
-            <w:tcW w:type="dxa" w:w="2160"/>
+            <w:tcW w:type="dxa" w:w="1077"/>
           </w:tcPr>
           <w:p>
             <w:r/>
@@ -1758,7 +1763,7 @@
         </w:tc>
         <w:tc>
           <w:tcPr>
-            <w:tcW w:type="dxa" w:w="2160"/>
+            <w:tcW w:type="dxa" w:w="2446"/>
           </w:tcPr>
           <w:p>
             <w:r/>
@@ -1775,7 +1780,7 @@
       <w:tr>
         <w:tc>
           <w:tcPr>
-            <w:tcW w:type="dxa" w:w="2160"/>
+            <w:tcW w:type="dxa" w:w="1603"/>
           </w:tcPr>
           <w:p>
             <w:r/>
@@ -1790,7 +1795,7 @@
         </w:tc>
         <w:tc>
           <w:tcPr>
-            <w:tcW w:type="dxa" w:w="2160"/>
+            <w:tcW w:type="dxa" w:w="4090"/>
           </w:tcPr>
           <w:p>
             <w:r/>
@@ -1805,7 +1810,7 @@
         </w:tc>
         <w:tc>
           <w:tcPr>
-            <w:tcW w:type="dxa" w:w="2160"/>
+            <w:tcW w:type="dxa" w:w="1077"/>
           </w:tcPr>
           <w:p>
             <w:r/>
@@ -1820,7 +1825,7 @@
         </w:tc>
         <w:tc>
           <w:tcPr>
-            <w:tcW w:type="dxa" w:w="2160"/>
+            <w:tcW w:type="dxa" w:w="2446"/>
           </w:tcPr>
           <w:p>
             <w:r/>
@@ -1839,7 +1844,7 @@
       <w:tr>
         <w:tc>
           <w:tcPr>
-            <w:tcW w:type="dxa" w:w="2160"/>
+            <w:tcW w:type="dxa" w:w="1603"/>
           </w:tcPr>
           <w:p>
             <w:r/>
@@ -1854,7 +1859,7 @@
         </w:tc>
         <w:tc>
           <w:tcPr>
-            <w:tcW w:type="dxa" w:w="2160"/>
+            <w:tcW w:type="dxa" w:w="4090"/>
           </w:tcPr>
           <w:p>
             <w:r/>
@@ -1869,7 +1874,7 @@
         </w:tc>
         <w:tc>
           <w:tcPr>
-            <w:tcW w:type="dxa" w:w="2160"/>
+            <w:tcW w:type="dxa" w:w="1077"/>
           </w:tcPr>
           <w:p>
             <w:r/>
@@ -1884,7 +1889,7 @@
         </w:tc>
         <w:tc>
           <w:tcPr>
-            <w:tcW w:type="dxa" w:w="2160"/>
+            <w:tcW w:type="dxa" w:w="2446"/>
           </w:tcPr>
           <w:p>
             <w:r/>
@@ -1910,7 +1915,7 @@
       <w:tr>
         <w:tc>
           <w:tcPr>
-            <w:tcW w:type="dxa" w:w="2160"/>
+            <w:tcW w:type="dxa" w:w="1603"/>
           </w:tcPr>
           <w:p>
             <w:r/>
@@ -1925,7 +1930,7 @@
         </w:tc>
         <w:tc>
           <w:tcPr>
-            <w:tcW w:type="dxa" w:w="2160"/>
+            <w:tcW w:type="dxa" w:w="4090"/>
           </w:tcPr>
           <w:p>
             <w:r/>
@@ -1940,7 +1945,7 @@
         </w:tc>
         <w:tc>
           <w:tcPr>
-            <w:tcW w:type="dxa" w:w="2160"/>
+            <w:tcW w:type="dxa" w:w="1077"/>
           </w:tcPr>
           <w:p>
             <w:r/>
@@ -1955,7 +1960,7 @@
         </w:tc>
         <w:tc>
           <w:tcPr>
-            <w:tcW w:type="dxa" w:w="2160"/>
+            <w:tcW w:type="dxa" w:w="2446"/>
           </w:tcPr>
           <w:p>
             <w:r/>
@@ -1979,6 +1984,7 @@
         </w:tc>
       </w:tr>
     </w:tbl>
+    <w:p/>
     <w:p>
       <w:r>
         <w:rPr>
@@ -2037,17 +2043,18 @@
       <w:tblPr>
         <w:tblStyle w:val="LightGrid-Accent1"/>
         <w:tblW w:type="auto" w:w="0"/>
+        <w:tblLayout w:type="fixed"/>
         <w:tblLook w:firstColumn="1" w:firstRow="1" w:lastColumn="0" w:lastRow="0" w:noHBand="0" w:noVBand="1" w:val="04A0"/>
       </w:tblPr>
       <w:tblGrid>
-        <w:gridCol w:w="2880"/>
-        <w:gridCol w:w="2880"/>
-        <w:gridCol w:w="2880"/>
+        <w:gridCol w:w="1183"/>
+        <w:gridCol w:w="3320"/>
+        <w:gridCol w:w="4713"/>
       </w:tblGrid>
       <w:tr>
         <w:tc>
           <w:tcPr>
-            <w:tcW w:type="dxa" w:w="2880"/>
+            <w:tcW w:type="dxa" w:w="1183"/>
           </w:tcPr>
           <w:p>
             <w:r>
@@ -2066,7 +2073,7 @@
         </w:tc>
         <w:tc>
           <w:tcPr>
-            <w:tcW w:type="dxa" w:w="2880"/>
+            <w:tcW w:type="dxa" w:w="3320"/>
           </w:tcPr>
           <w:p>
             <w:r>
@@ -2085,7 +2092,7 @@
         </w:tc>
         <w:tc>
           <w:tcPr>
-            <w:tcW w:type="dxa" w:w="2880"/>
+            <w:tcW w:type="dxa" w:w="4713"/>
           </w:tcPr>
           <w:p>
             <w:r>
@@ -2106,7 +2113,7 @@
       <w:tr>
         <w:tc>
           <w:tcPr>
-            <w:tcW w:type="dxa" w:w="2880"/>
+            <w:tcW w:type="dxa" w:w="1183"/>
           </w:tcPr>
           <w:p>
             <w:r/>
@@ -2121,7 +2128,7 @@
         </w:tc>
         <w:tc>
           <w:tcPr>
-            <w:tcW w:type="dxa" w:w="2880"/>
+            <w:tcW w:type="dxa" w:w="3320"/>
           </w:tcPr>
           <w:p>
             <w:r/>
@@ -2136,7 +2143,7 @@
         </w:tc>
         <w:tc>
           <w:tcPr>
-            <w:tcW w:type="dxa" w:w="2880"/>
+            <w:tcW w:type="dxa" w:w="4713"/>
           </w:tcPr>
           <w:p>
             <w:r/>
@@ -2153,7 +2160,7 @@
       <w:tr>
         <w:tc>
           <w:tcPr>
-            <w:tcW w:type="dxa" w:w="2880"/>
+            <w:tcW w:type="dxa" w:w="1183"/>
           </w:tcPr>
           <w:p>
             <w:r/>
@@ -2175,7 +2182,7 @@
         </w:tc>
         <w:tc>
           <w:tcPr>
-            <w:tcW w:type="dxa" w:w="2880"/>
+            <w:tcW w:type="dxa" w:w="3320"/>
           </w:tcPr>
           <w:p>
             <w:r/>
@@ -2247,7 +2254,7 @@
         </w:tc>
         <w:tc>
           <w:tcPr>
-            <w:tcW w:type="dxa" w:w="2880"/>
+            <w:tcW w:type="dxa" w:w="4713"/>
           </w:tcPr>
           <w:p>
             <w:r/>
@@ -2296,7 +2303,7 @@
       <w:tr>
         <w:tc>
           <w:tcPr>
-            <w:tcW w:type="dxa" w:w="2880"/>
+            <w:tcW w:type="dxa" w:w="1183"/>
           </w:tcPr>
           <w:p>
             <w:r/>
@@ -2311,7 +2318,7 @@
         </w:tc>
         <w:tc>
           <w:tcPr>
-            <w:tcW w:type="dxa" w:w="2880"/>
+            <w:tcW w:type="dxa" w:w="3320"/>
           </w:tcPr>
           <w:p>
             <w:r/>
@@ -2351,7 +2358,7 @@
         </w:tc>
         <w:tc>
           <w:tcPr>
-            <w:tcW w:type="dxa" w:w="2880"/>
+            <w:tcW w:type="dxa" w:w="4713"/>
           </w:tcPr>
           <w:p>
             <w:r/>
@@ -2375,6 +2382,7 @@
         </w:tc>
       </w:tr>
     </w:tbl>
+    <w:p/>
     <w:p>
       <w:r>
         <w:rPr>
@@ -2426,16 +2434,17 @@
       <w:tblPr>
         <w:tblStyle w:val="LightGrid-Accent1"/>
         <w:tblW w:type="auto" w:w="0"/>
+        <w:tblLayout w:type="fixed"/>
         <w:tblLook w:firstColumn="1" w:firstRow="1" w:lastColumn="0" w:lastRow="0" w:noHBand="0" w:noVBand="1" w:val="04A0"/>
       </w:tblPr>
       <w:tblGrid>
-        <w:gridCol w:w="4320"/>
-        <w:gridCol w:w="4320"/>
+        <w:gridCol w:w="4910"/>
+        <w:gridCol w:w="4306"/>
       </w:tblGrid>
       <w:tr>
         <w:tc>
           <w:tcPr>
-            <w:tcW w:type="dxa" w:w="4320"/>
+            <w:tcW w:type="dxa" w:w="4910"/>
           </w:tcPr>
           <w:p>
             <w:r>
@@ -2454,7 +2463,7 @@
         </w:tc>
         <w:tc>
           <w:tcPr>
-            <w:tcW w:type="dxa" w:w="4320"/>
+            <w:tcW w:type="dxa" w:w="4306"/>
           </w:tcPr>
           <w:p>
             <w:r>
@@ -2475,7 +2484,7 @@
       <w:tr>
         <w:tc>
           <w:tcPr>
-            <w:tcW w:type="dxa" w:w="4320"/>
+            <w:tcW w:type="dxa" w:w="4910"/>
           </w:tcPr>
           <w:p>
             <w:r/>
@@ -2490,7 +2499,7 @@
         </w:tc>
         <w:tc>
           <w:tcPr>
-            <w:tcW w:type="dxa" w:w="4320"/>
+            <w:tcW w:type="dxa" w:w="4306"/>
           </w:tcPr>
           <w:p>
             <w:r/>
@@ -2507,7 +2516,7 @@
       <w:tr>
         <w:tc>
           <w:tcPr>
-            <w:tcW w:type="dxa" w:w="4320"/>
+            <w:tcW w:type="dxa" w:w="4910"/>
           </w:tcPr>
           <w:p>
             <w:r/>
@@ -2522,7 +2531,7 @@
         </w:tc>
         <w:tc>
           <w:tcPr>
-            <w:tcW w:type="dxa" w:w="4320"/>
+            <w:tcW w:type="dxa" w:w="4306"/>
           </w:tcPr>
           <w:p>
             <w:r/>
@@ -2539,7 +2548,7 @@
       <w:tr>
         <w:tc>
           <w:tcPr>
-            <w:tcW w:type="dxa" w:w="4320"/>
+            <w:tcW w:type="dxa" w:w="4910"/>
           </w:tcPr>
           <w:p>
             <w:r/>
@@ -2554,7 +2563,7 @@
         </w:tc>
         <w:tc>
           <w:tcPr>
-            <w:tcW w:type="dxa" w:w="4320"/>
+            <w:tcW w:type="dxa" w:w="4306"/>
           </w:tcPr>
           <w:p>
             <w:r/>
@@ -2628,7 +2637,7 @@
       <w:tr>
         <w:tc>
           <w:tcPr>
-            <w:tcW w:type="dxa" w:w="4320"/>
+            <w:tcW w:type="dxa" w:w="4910"/>
           </w:tcPr>
           <w:p>
             <w:r/>
@@ -2643,7 +2652,7 @@
         </w:tc>
         <w:tc>
           <w:tcPr>
-            <w:tcW w:type="dxa" w:w="4320"/>
+            <w:tcW w:type="dxa" w:w="4306"/>
           </w:tcPr>
           <w:p>
             <w:r/>
@@ -2660,7 +2669,7 @@
       <w:tr>
         <w:tc>
           <w:tcPr>
-            <w:tcW w:type="dxa" w:w="4320"/>
+            <w:tcW w:type="dxa" w:w="4910"/>
           </w:tcPr>
           <w:p>
             <w:r/>
@@ -2675,7 +2684,7 @@
         </w:tc>
         <w:tc>
           <w:tcPr>
-            <w:tcW w:type="dxa" w:w="4320"/>
+            <w:tcW w:type="dxa" w:w="4306"/>
           </w:tcPr>
           <w:p>
             <w:r/>
@@ -2692,7 +2701,7 @@
       <w:tr>
         <w:tc>
           <w:tcPr>
-            <w:tcW w:type="dxa" w:w="4320"/>
+            <w:tcW w:type="dxa" w:w="4910"/>
           </w:tcPr>
           <w:p>
             <w:r/>
@@ -2707,7 +2716,7 @@
         </w:tc>
         <w:tc>
           <w:tcPr>
-            <w:tcW w:type="dxa" w:w="4320"/>
+            <w:tcW w:type="dxa" w:w="4306"/>
           </w:tcPr>
           <w:p>
             <w:r/>
@@ -2724,7 +2733,7 @@
       <w:tr>
         <w:tc>
           <w:tcPr>
-            <w:tcW w:type="dxa" w:w="4320"/>
+            <w:tcW w:type="dxa" w:w="4910"/>
           </w:tcPr>
           <w:p>
             <w:r/>
@@ -2739,7 +2748,7 @@
         </w:tc>
         <w:tc>
           <w:tcPr>
-            <w:tcW w:type="dxa" w:w="4320"/>
+            <w:tcW w:type="dxa" w:w="4306"/>
           </w:tcPr>
           <w:p>
             <w:r/>
@@ -2756,7 +2765,7 @@
       <w:tr>
         <w:tc>
           <w:tcPr>
-            <w:tcW w:type="dxa" w:w="4320"/>
+            <w:tcW w:type="dxa" w:w="4910"/>
           </w:tcPr>
           <w:p>
             <w:r/>
@@ -2771,7 +2780,7 @@
         </w:tc>
         <w:tc>
           <w:tcPr>
-            <w:tcW w:type="dxa" w:w="4320"/>
+            <w:tcW w:type="dxa" w:w="4306"/>
           </w:tcPr>
           <w:p>
             <w:r/>
@@ -2793,6 +2802,7 @@
         </w:tc>
       </w:tr>
     </w:tbl>
+    <w:p/>
     <w:p>
       <w:pPr>
         <w:pBdr>
@@ -2820,16 +2830,17 @@
       <w:tblPr>
         <w:tblStyle w:val="LightGrid-Accent1"/>
         <w:tblW w:type="auto" w:w="0"/>
+        <w:tblLayout w:type="fixed"/>
         <w:tblLook w:firstColumn="1" w:firstRow="1" w:lastColumn="0" w:lastRow="0" w:noHBand="0" w:noVBand="1" w:val="04A0"/>
       </w:tblPr>
       <w:tblGrid>
-        <w:gridCol w:w="4320"/>
-        <w:gridCol w:w="4320"/>
+        <w:gridCol w:w="4502"/>
+        <w:gridCol w:w="4714"/>
       </w:tblGrid>
       <w:tr>
         <w:tc>
           <w:tcPr>
-            <w:tcW w:type="dxa" w:w="4320"/>
+            <w:tcW w:type="dxa" w:w="4502"/>
           </w:tcPr>
           <w:p>
             <w:r>
@@ -2848,7 +2859,7 @@
         </w:tc>
         <w:tc>
           <w:tcPr>
-            <w:tcW w:type="dxa" w:w="4320"/>
+            <w:tcW w:type="dxa" w:w="4714"/>
           </w:tcPr>
           <w:p>
             <w:r>
@@ -2869,7 +2880,7 @@
       <w:tr>
         <w:tc>
           <w:tcPr>
-            <w:tcW w:type="dxa" w:w="4320"/>
+            <w:tcW w:type="dxa" w:w="4502"/>
           </w:tcPr>
           <w:p>
             <w:r/>
@@ -2884,7 +2895,7 @@
         </w:tc>
         <w:tc>
           <w:tcPr>
-            <w:tcW w:type="dxa" w:w="4320"/>
+            <w:tcW w:type="dxa" w:w="4714"/>
           </w:tcPr>
           <w:p>
             <w:r/>
@@ -2908,7 +2919,7 @@
       <w:tr>
         <w:tc>
           <w:tcPr>
-            <w:tcW w:type="dxa" w:w="4320"/>
+            <w:tcW w:type="dxa" w:w="4502"/>
           </w:tcPr>
           <w:p>
             <w:r/>
@@ -2923,7 +2934,7 @@
         </w:tc>
         <w:tc>
           <w:tcPr>
-            <w:tcW w:type="dxa" w:w="4320"/>
+            <w:tcW w:type="dxa" w:w="4714"/>
           </w:tcPr>
           <w:p>
             <w:r/>
@@ -2947,7 +2958,7 @@
       <w:tr>
         <w:tc>
           <w:tcPr>
-            <w:tcW w:type="dxa" w:w="4320"/>
+            <w:tcW w:type="dxa" w:w="4502"/>
           </w:tcPr>
           <w:p>
             <w:r/>
@@ -2962,7 +2973,7 @@
         </w:tc>
         <w:tc>
           <w:tcPr>
-            <w:tcW w:type="dxa" w:w="4320"/>
+            <w:tcW w:type="dxa" w:w="4714"/>
           </w:tcPr>
           <w:p>
             <w:r/>
@@ -2979,7 +2990,7 @@
       <w:tr>
         <w:tc>
           <w:tcPr>
-            <w:tcW w:type="dxa" w:w="4320"/>
+            <w:tcW w:type="dxa" w:w="4502"/>
           </w:tcPr>
           <w:p>
             <w:r/>
@@ -2994,7 +3005,7 @@
         </w:tc>
         <w:tc>
           <w:tcPr>
-            <w:tcW w:type="dxa" w:w="4320"/>
+            <w:tcW w:type="dxa" w:w="4714"/>
           </w:tcPr>
           <w:p>
             <w:r/>
@@ -3011,7 +3022,7 @@
       <w:tr>
         <w:tc>
           <w:tcPr>
-            <w:tcW w:type="dxa" w:w="4320"/>
+            <w:tcW w:type="dxa" w:w="4502"/>
           </w:tcPr>
           <w:p>
             <w:r/>
@@ -3026,7 +3037,7 @@
         </w:tc>
         <w:tc>
           <w:tcPr>
-            <w:tcW w:type="dxa" w:w="4320"/>
+            <w:tcW w:type="dxa" w:w="4714"/>
           </w:tcPr>
           <w:p>
             <w:r/>
@@ -3043,7 +3054,7 @@
       <w:tr>
         <w:tc>
           <w:tcPr>
-            <w:tcW w:type="dxa" w:w="4320"/>
+            <w:tcW w:type="dxa" w:w="4502"/>
           </w:tcPr>
           <w:p>
             <w:r/>
@@ -3058,7 +3069,7 @@
         </w:tc>
         <w:tc>
           <w:tcPr>
-            <w:tcW w:type="dxa" w:w="4320"/>
+            <w:tcW w:type="dxa" w:w="4714"/>
           </w:tcPr>
           <w:p>
             <w:r/>
@@ -3073,6 +3084,7 @@
         </w:tc>
       </w:tr>
     </w:tbl>
+    <w:p/>
     <w:p>
       <w:pPr>
         <w:pStyle w:val="Heading3"/>
@@ -3085,17 +3097,18 @@
       <w:tblPr>
         <w:tblStyle w:val="LightGrid-Accent1"/>
         <w:tblW w:type="auto" w:w="0"/>
+        <w:tblLayout w:type="fixed"/>
         <w:tblLook w:firstColumn="1" w:firstRow="1" w:lastColumn="0" w:lastRow="0" w:noHBand="0" w:noVBand="1" w:val="04A0"/>
       </w:tblPr>
       <w:tblGrid>
-        <w:gridCol w:w="2880"/>
-        <w:gridCol w:w="2880"/>
-        <w:gridCol w:w="2880"/>
+        <w:gridCol w:w="3184"/>
+        <w:gridCol w:w="2625"/>
+        <w:gridCol w:w="3407"/>
       </w:tblGrid>
       <w:tr>
         <w:tc>
           <w:tcPr>
-            <w:tcW w:type="dxa" w:w="2880"/>
+            <w:tcW w:type="dxa" w:w="3184"/>
           </w:tcPr>
           <w:p>
             <w:r>
@@ -3114,7 +3127,7 @@
         </w:tc>
         <w:tc>
           <w:tcPr>
-            <w:tcW w:type="dxa" w:w="2880"/>
+            <w:tcW w:type="dxa" w:w="2625"/>
           </w:tcPr>
           <w:p>
             <w:r>
@@ -3133,7 +3146,7 @@
         </w:tc>
         <w:tc>
           <w:tcPr>
-            <w:tcW w:type="dxa" w:w="2880"/>
+            <w:tcW w:type="dxa" w:w="3407"/>
           </w:tcPr>
           <w:p>
             <w:r>
@@ -3154,7 +3167,7 @@
       <w:tr>
         <w:tc>
           <w:tcPr>
-            <w:tcW w:type="dxa" w:w="2880"/>
+            <w:tcW w:type="dxa" w:w="3184"/>
           </w:tcPr>
           <w:p>
             <w:r/>
@@ -3169,7 +3182,7 @@
         </w:tc>
         <w:tc>
           <w:tcPr>
-            <w:tcW w:type="dxa" w:w="2880"/>
+            <w:tcW w:type="dxa" w:w="2625"/>
           </w:tcPr>
           <w:p>
             <w:r/>
@@ -3184,7 +3197,7 @@
         </w:tc>
         <w:tc>
           <w:tcPr>
-            <w:tcW w:type="dxa" w:w="2880"/>
+            <w:tcW w:type="dxa" w:w="3407"/>
           </w:tcPr>
           <w:p>
             <w:r/>
@@ -3200,7 +3213,7 @@
       <w:tr>
         <w:tc>
           <w:tcPr>
-            <w:tcW w:type="dxa" w:w="2880"/>
+            <w:tcW w:type="dxa" w:w="3184"/>
           </w:tcPr>
           <w:p>
             <w:r/>
@@ -3222,7 +3235,7 @@
         </w:tc>
         <w:tc>
           <w:tcPr>
-            <w:tcW w:type="dxa" w:w="2880"/>
+            <w:tcW w:type="dxa" w:w="2625"/>
           </w:tcPr>
           <w:p>
             <w:r/>
@@ -3237,7 +3250,7 @@
         </w:tc>
         <w:tc>
           <w:tcPr>
-            <w:tcW w:type="dxa" w:w="2880"/>
+            <w:tcW w:type="dxa" w:w="3407"/>
           </w:tcPr>
           <w:p>
             <w:r/>
@@ -3261,7 +3274,7 @@
       <w:tr>
         <w:tc>
           <w:tcPr>
-            <w:tcW w:type="dxa" w:w="2880"/>
+            <w:tcW w:type="dxa" w:w="3184"/>
           </w:tcPr>
           <w:p>
             <w:r/>
@@ -3276,7 +3289,7 @@
         </w:tc>
         <w:tc>
           <w:tcPr>
-            <w:tcW w:type="dxa" w:w="2880"/>
+            <w:tcW w:type="dxa" w:w="2625"/>
           </w:tcPr>
           <w:p>
             <w:r/>
@@ -3291,7 +3304,7 @@
         </w:tc>
         <w:tc>
           <w:tcPr>
-            <w:tcW w:type="dxa" w:w="2880"/>
+            <w:tcW w:type="dxa" w:w="3407"/>
           </w:tcPr>
           <w:p>
             <w:r/>
@@ -3308,7 +3321,7 @@
       <w:tr>
         <w:tc>
           <w:tcPr>
-            <w:tcW w:type="dxa" w:w="2880"/>
+            <w:tcW w:type="dxa" w:w="3184"/>
           </w:tcPr>
           <w:p>
             <w:r/>
@@ -3323,7 +3336,7 @@
         </w:tc>
         <w:tc>
           <w:tcPr>
-            <w:tcW w:type="dxa" w:w="2880"/>
+            <w:tcW w:type="dxa" w:w="2625"/>
           </w:tcPr>
           <w:p>
             <w:r/>
@@ -3338,7 +3351,7 @@
         </w:tc>
         <w:tc>
           <w:tcPr>
-            <w:tcW w:type="dxa" w:w="2880"/>
+            <w:tcW w:type="dxa" w:w="3407"/>
           </w:tcPr>
           <w:p>
             <w:r/>
@@ -3354,7 +3367,7 @@
       <w:tr>
         <w:tc>
           <w:tcPr>
-            <w:tcW w:type="dxa" w:w="2880"/>
+            <w:tcW w:type="dxa" w:w="3184"/>
           </w:tcPr>
           <w:p>
             <w:r/>
@@ -3369,7 +3382,7 @@
         </w:tc>
         <w:tc>
           <w:tcPr>
-            <w:tcW w:type="dxa" w:w="2880"/>
+            <w:tcW w:type="dxa" w:w="2625"/>
           </w:tcPr>
           <w:p>
             <w:r/>
@@ -3384,7 +3397,7 @@
         </w:tc>
         <w:tc>
           <w:tcPr>
-            <w:tcW w:type="dxa" w:w="2880"/>
+            <w:tcW w:type="dxa" w:w="3407"/>
           </w:tcPr>
           <w:p>
             <w:r/>
@@ -3398,6 +3411,7 @@
         </w:tc>
       </w:tr>
     </w:tbl>
+    <w:p/>
     <w:p>
       <w:r>
         <w:rPr>
@@ -3456,11 +3470,13 @@
         </w:rPr>
         <w:t>Chi phí = 3,333 × G_vào + 19,793 × G_đệm + 0,192 × G_ra</w:t>
       </w:r>
-    </w:p>
-    <w:p>
-      <w:pPr>
-        <w:pStyle w:val="IntenseQuote"/>
-      </w:pPr>
+      <w:r>
+        <w:rPr>
+          <w:b w:val="0"/>
+          <w:i w:val="0"/>
+        </w:rPr>
+        <w:t xml:space="preserve"> </w:t>
+      </w:r>
       <w:r>
         <w:rPr>
           <w:b w:val="0"/>
@@ -3489,19 +3505,20 @@
       <w:tblPr>
         <w:tblStyle w:val="LightGrid-Accent1"/>
         <w:tblW w:type="auto" w:w="0"/>
+        <w:tblLayout w:type="fixed"/>
         <w:tblLook w:firstColumn="1" w:firstRow="1" w:lastColumn="0" w:lastRow="0" w:noHBand="0" w:noVBand="1" w:val="04A0"/>
       </w:tblPr>
       <w:tblGrid>
-        <w:gridCol w:w="1728"/>
-        <w:gridCol w:w="1728"/>
-        <w:gridCol w:w="1728"/>
-        <w:gridCol w:w="1728"/>
-        <w:gridCol w:w="1728"/>
+        <w:gridCol w:w="4014"/>
+        <w:gridCol w:w="905"/>
+        <w:gridCol w:w="1074"/>
+        <w:gridCol w:w="792"/>
+        <w:gridCol w:w="2431"/>
       </w:tblGrid>
       <w:tr>
         <w:tc>
           <w:tcPr>
-            <w:tcW w:type="dxa" w:w="1728"/>
+            <w:tcW w:type="dxa" w:w="4014"/>
           </w:tcPr>
           <w:p>
             <w:r>
@@ -3520,7 +3537,7 @@
         </w:tc>
         <w:tc>
           <w:tcPr>
-            <w:tcW w:type="dxa" w:w="1728"/>
+            <w:tcW w:type="dxa" w:w="905"/>
           </w:tcPr>
           <w:p>
             <w:r>
@@ -3539,7 +3556,7 @@
         </w:tc>
         <w:tc>
           <w:tcPr>
-            <w:tcW w:type="dxa" w:w="1728"/>
+            <w:tcW w:type="dxa" w:w="1074"/>
           </w:tcPr>
           <w:p>
             <w:r>
@@ -3558,7 +3575,7 @@
         </w:tc>
         <w:tc>
           <w:tcPr>
-            <w:tcW w:type="dxa" w:w="1728"/>
+            <w:tcW w:type="dxa" w:w="792"/>
           </w:tcPr>
           <w:p>
             <w:r>
@@ -3577,7 +3594,7 @@
         </w:tc>
         <w:tc>
           <w:tcPr>
-            <w:tcW w:type="dxa" w:w="1728"/>
+            <w:tcW w:type="dxa" w:w="2431"/>
           </w:tcPr>
           <w:p>
             <w:r>
@@ -3598,7 +3615,7 @@
       <w:tr>
         <w:tc>
           <w:tcPr>
-            <w:tcW w:type="dxa" w:w="1728"/>
+            <w:tcW w:type="dxa" w:w="4014"/>
           </w:tcPr>
           <w:p>
             <w:r/>
@@ -3613,7 +3630,7 @@
         </w:tc>
         <w:tc>
           <w:tcPr>
-            <w:tcW w:type="dxa" w:w="1728"/>
+            <w:tcW w:type="dxa" w:w="905"/>
           </w:tcPr>
           <w:p>
             <w:r/>
@@ -3628,7 +3645,7 @@
         </w:tc>
         <w:tc>
           <w:tcPr>
-            <w:tcW w:type="dxa" w:w="1728"/>
+            <w:tcW w:type="dxa" w:w="1074"/>
           </w:tcPr>
           <w:p>
             <w:r/>
@@ -3643,7 +3660,7 @@
         </w:tc>
         <w:tc>
           <w:tcPr>
-            <w:tcW w:type="dxa" w:w="1728"/>
+            <w:tcW w:type="dxa" w:w="792"/>
           </w:tcPr>
           <w:p>
             <w:r/>
@@ -3658,7 +3675,7 @@
         </w:tc>
         <w:tc>
           <w:tcPr>
-            <w:tcW w:type="dxa" w:w="1728"/>
+            <w:tcW w:type="dxa" w:w="2431"/>
           </w:tcPr>
           <w:p>
             <w:r/>
@@ -3675,7 +3692,7 @@
       <w:tr>
         <w:tc>
           <w:tcPr>
-            <w:tcW w:type="dxa" w:w="1728"/>
+            <w:tcW w:type="dxa" w:w="4014"/>
           </w:tcPr>
           <w:p>
             <w:r/>
@@ -3690,7 +3707,7 @@
         </w:tc>
         <w:tc>
           <w:tcPr>
-            <w:tcW w:type="dxa" w:w="1728"/>
+            <w:tcW w:type="dxa" w:w="905"/>
           </w:tcPr>
           <w:p>
             <w:r/>
@@ -3705,7 +3722,7 @@
         </w:tc>
         <w:tc>
           <w:tcPr>
-            <w:tcW w:type="dxa" w:w="1728"/>
+            <w:tcW w:type="dxa" w:w="1074"/>
           </w:tcPr>
           <w:p>
             <w:r/>
@@ -3720,7 +3737,7 @@
         </w:tc>
         <w:tc>
           <w:tcPr>
-            <w:tcW w:type="dxa" w:w="1728"/>
+            <w:tcW w:type="dxa" w:w="792"/>
           </w:tcPr>
           <w:p>
             <w:r/>
@@ -3735,7 +3752,7 @@
         </w:tc>
         <w:tc>
           <w:tcPr>
-            <w:tcW w:type="dxa" w:w="1728"/>
+            <w:tcW w:type="dxa" w:w="2431"/>
           </w:tcPr>
           <w:p>
             <w:r/>
@@ -3752,7 +3769,7 @@
       <w:tr>
         <w:tc>
           <w:tcPr>
-            <w:tcW w:type="dxa" w:w="1728"/>
+            <w:tcW w:type="dxa" w:w="4014"/>
           </w:tcPr>
           <w:p>
             <w:r/>
@@ -3767,7 +3784,7 @@
         </w:tc>
         <w:tc>
           <w:tcPr>
-            <w:tcW w:type="dxa" w:w="1728"/>
+            <w:tcW w:type="dxa" w:w="905"/>
           </w:tcPr>
           <w:p>
             <w:r/>
@@ -3782,7 +3799,7 @@
         </w:tc>
         <w:tc>
           <w:tcPr>
-            <w:tcW w:type="dxa" w:w="1728"/>
+            <w:tcW w:type="dxa" w:w="1074"/>
           </w:tcPr>
           <w:p>
             <w:r/>
@@ -3797,7 +3814,7 @@
         </w:tc>
         <w:tc>
           <w:tcPr>
-            <w:tcW w:type="dxa" w:w="1728"/>
+            <w:tcW w:type="dxa" w:w="792"/>
           </w:tcPr>
           <w:p>
             <w:r/>
@@ -3812,7 +3829,7 @@
         </w:tc>
         <w:tc>
           <w:tcPr>
-            <w:tcW w:type="dxa" w:w="1728"/>
+            <w:tcW w:type="dxa" w:w="2431"/>
           </w:tcPr>
           <w:p>
             <w:r/>
@@ -3827,6 +3844,7 @@
         </w:tc>
       </w:tr>
     </w:tbl>
+    <w:p/>
     <w:p>
       <w:r>
         <w:rPr>
@@ -3852,27 +3870,238 @@
     </w:p>
     <w:p>
       <w:pPr>
+        <w:pBdr>
+          <w:bottom w:val="single" w:sz="6" w:color="BBBBBB"/>
+        </w:pBdr>
+      </w:pPr>
+    </w:p>
+    <w:p>
+      <w:pPr>
+        <w:pStyle w:val="Heading2"/>
+      </w:pPr>
+      <w:r>
+        <w:t>5. Ước lượng nếu làm bằng nhân sự</w:t>
+      </w:r>
+    </w:p>
+    <w:p>
+      <w:r>
+        <w:rPr>
+          <w:b w:val="0"/>
+          <w:i w:val="0"/>
+        </w:rPr>
+        <w:t xml:space="preserve">Phần này trả lời câu: </w:t>
+      </w:r>
+      <w:r>
+        <w:rPr>
+          <w:b w:val="0"/>
+          <w:i/>
+        </w:rPr>
+        <w:t>cùng khối lượng ấy, một công ty chỉ dùng người thì tốn bao nhiêu?</w:t>
+      </w:r>
+    </w:p>
+    <w:p>
+      <w:pPr>
+        <w:pStyle w:val="IntenseQuote"/>
+      </w:pPr>
+      <w:r>
+        <w:rPr>
+          <w:b/>
+          <w:i w:val="0"/>
+        </w:rPr>
+        <w:t>Toàn bộ mục 5 là ƯỚC LƯỢNG — tầng ĐỒNG.</w:t>
+      </w:r>
+      <w:r>
+        <w:rPr>
+          <w:b w:val="0"/>
+          <w:i w:val="0"/>
+        </w:rPr>
+        <w:t xml:space="preserve"> Mục 1–4 là số đo đọc từ sổ cái và nhật ký; mục này là phán đoán từ phạm vi đã biết. Hai loại số ấy </w:t>
+      </w:r>
+      <w:r>
+        <w:rPr>
+          <w:b/>
+          <w:i w:val="0"/>
+        </w:rPr>
+        <w:t>không đứng cùng một hàng</w:t>
+      </w:r>
+      <w:r>
+        <w:rPr>
+          <w:b w:val="0"/>
+          <w:i w:val="0"/>
+        </w:rPr>
+        <w:t>, nên chúng ở hai mục khác nhau chứ không trộn vào một bảng.</w:t>
+      </w:r>
+    </w:p>
+    <w:p>
+      <w:pPr>
         <w:pStyle w:val="Heading3"/>
       </w:pPr>
       <w:r>
-        <w:t>4.4. Đối chiếu công sức</w:t>
+        <w:t>5.1. Phương pháp</w:t>
+      </w:r>
+    </w:p>
+    <w:p>
+      <w:r>
+        <w:rPr>
+          <w:b w:val="0"/>
+          <w:i w:val="0"/>
+        </w:rPr>
+        <w:t xml:space="preserve">Dùng </w:t>
+      </w:r>
+      <w:r>
+        <w:rPr>
+          <w:b/>
+          <w:i w:val="0"/>
+        </w:rPr>
+        <w:t>WBS ba điểm (PERT)</w:t>
+      </w:r>
+      <w:r>
+        <w:rPr>
+          <w:b w:val="0"/>
+          <w:i w:val="0"/>
+        </w:rPr>
+        <w:t xml:space="preserve">: mỗi hạng mục ước ba giá trị — lạc quan (LQ), khả dĩ (KD), bi quan (BQ) — rồi lấy </w:t>
+      </w:r>
+      <w:r>
+        <w:rPr>
+          <w:rFonts w:ascii="Menlo" w:hAnsi="Menlo"/>
+          <w:b w:val="0"/>
+          <w:i w:val="0"/>
+          <w:sz w:val="19"/>
+        </w:rPr>
+        <w:t>E = (LQ + 4×KD + BQ) / 6</w:t>
+      </w:r>
+      <w:r>
+        <w:rPr>
+          <w:b w:val="0"/>
+          <w:i w:val="0"/>
+        </w:rPr>
+        <w:t xml:space="preserve">. Cách này nói ra được </w:t>
+      </w:r>
+      <w:r>
+        <w:rPr>
+          <w:b/>
+          <w:i w:val="0"/>
+        </w:rPr>
+        <w:t>độ bất định</w:t>
+      </w:r>
+      <w:r>
+        <w:rPr>
+          <w:b w:val="0"/>
+          <w:i w:val="0"/>
+        </w:rPr>
+        <w:t>, thứ mà một con số đơn lẻ giấu đi.</w:t>
+      </w:r>
+    </w:p>
+    <w:p>
+      <w:r>
+        <w:rPr>
+          <w:b w:val="0"/>
+          <w:i w:val="0"/>
+        </w:rPr>
+        <w:t>Giả định nền:</w:t>
+      </w:r>
+    </w:p>
+    <w:p>
+      <w:pPr>
+        <w:pStyle w:val="ListBullet"/>
+        <w:ind w:left="360"/>
+      </w:pPr>
+      <w:r>
+        <w:rPr>
+          <w:b w:val="0"/>
+          <w:i w:val="0"/>
+        </w:rPr>
+        <w:t xml:space="preserve">Đội đã quen STM32 và chuỗi công cụ ARM, </w:t>
+      </w:r>
+      <w:r>
+        <w:rPr>
+          <w:b/>
+          <w:i w:val="0"/>
+        </w:rPr>
+        <w:t>chưa từng viết nhân RTOS</w:t>
+      </w:r>
+      <w:r>
+        <w:rPr>
+          <w:b w:val="0"/>
+          <w:i w:val="0"/>
+        </w:rPr>
+        <w:t>.</w:t>
+      </w:r>
+    </w:p>
+    <w:p>
+      <w:pPr>
+        <w:pStyle w:val="ListBullet"/>
+        <w:ind w:left="360"/>
+      </w:pPr>
+      <w:r>
+        <w:rPr>
+          <w:b/>
+          <w:i w:val="0"/>
+        </w:rPr>
+        <w:t>Driver LCD/DSI/SDRAM/cảm ứng đã có sẵn</w:t>
+      </w:r>
+      <w:r>
+        <w:rPr>
+          <w:b w:val="0"/>
+          <w:i w:val="0"/>
+        </w:rPr>
+        <w:t>, không tính vào khối lượng phát triển — giống hệt điều kiện của phiên tác tử.</w:t>
+      </w:r>
+    </w:p>
+    <w:p>
+      <w:pPr>
+        <w:pStyle w:val="ListBullet"/>
+        <w:ind w:left="360"/>
+      </w:pPr>
+      <w:r>
+        <w:rPr>
+          <w:b w:val="0"/>
+          <w:i w:val="0"/>
+        </w:rPr>
+        <w:t>21 ngày công một tháng, 8 giờ một ngày.</w:t>
+      </w:r>
+    </w:p>
+    <w:p>
+      <w:pPr>
+        <w:pStyle w:val="ListBullet"/>
+        <w:ind w:left="360"/>
+      </w:pPr>
+      <w:r>
+        <w:rPr>
+          <w:b w:val="0"/>
+          <w:i w:val="0"/>
+        </w:rPr>
+        <w:t>Đã có bo, có máy nạp, không tính chi phí thiết bị.</w:t>
+      </w:r>
+    </w:p>
+    <w:p>
+      <w:pPr>
+        <w:pStyle w:val="Heading3"/>
+      </w:pPr>
+      <w:r>
+        <w:t>5.2. Bảng phân rã công việc</w:t>
       </w:r>
     </w:p>
     <w:tbl>
       <w:tblPr>
         <w:tblStyle w:val="LightGrid-Accent1"/>
         <w:tblW w:type="auto" w:w="0"/>
+        <w:tblLayout w:type="fixed"/>
         <w:tblLook w:firstColumn="1" w:firstRow="1" w:lastColumn="0" w:lastRow="0" w:noHBand="0" w:noVBand="1" w:val="04A0"/>
       </w:tblPr>
       <w:tblGrid>
-        <w:gridCol w:w="2880"/>
-        <w:gridCol w:w="2880"/>
-        <w:gridCol w:w="2880"/>
+        <w:gridCol w:w="5621"/>
+        <w:gridCol w:w="1041"/>
+        <w:gridCol w:w="670"/>
+        <w:gridCol w:w="546"/>
+        <w:gridCol w:w="546"/>
+        <w:gridCol w:w="793"/>
       </w:tblGrid>
       <w:tr>
         <w:tc>
           <w:tcPr>
-            <w:tcW w:type="dxa" w:w="2880"/>
+            <w:tcW w:type="dxa" w:w="5621"/>
           </w:tcPr>
           <w:p>
             <w:r>
@@ -3885,12 +4114,13 @@
                 <w:b/>
                 <w:i w:val="0"/>
               </w:rPr>
+              <w:t>Hạng mục</w:t>
             </w:r>
           </w:p>
         </w:tc>
         <w:tc>
           <w:tcPr>
-            <w:tcW w:type="dxa" w:w="2880"/>
+            <w:tcW w:type="dxa" w:w="1041"/>
           </w:tcPr>
           <w:p>
             <w:r>
@@ -3903,13 +4133,13 @@
                 <w:b/>
                 <w:i w:val="0"/>
               </w:rPr>
-              <w:t>Ước lượng người làm tay</w:t>
+              <w:t>Vai trò</w:t>
             </w:r>
           </w:p>
         </w:tc>
         <w:tc>
           <w:tcPr>
-            <w:tcW w:type="dxa" w:w="2880"/>
+            <w:tcW w:type="dxa" w:w="670"/>
           </w:tcPr>
           <w:p>
             <w:r>
@@ -3922,7 +4152,64 @@
                 <w:b/>
                 <w:i w:val="0"/>
               </w:rPr>
-              <w:t>Phiên này</w:t>
+              <w:t>LQ</w:t>
+            </w:r>
+          </w:p>
+        </w:tc>
+        <w:tc>
+          <w:tcPr>
+            <w:tcW w:type="dxa" w:w="546"/>
+          </w:tcPr>
+          <w:p>
+            <w:r>
+              <w:rPr>
+                <w:b/>
+              </w:rPr>
+            </w:r>
+            <w:r>
+              <w:rPr>
+                <w:b/>
+                <w:i w:val="0"/>
+              </w:rPr>
+              <w:t>KD</w:t>
+            </w:r>
+          </w:p>
+        </w:tc>
+        <w:tc>
+          <w:tcPr>
+            <w:tcW w:type="dxa" w:w="546"/>
+          </w:tcPr>
+          <w:p>
+            <w:r>
+              <w:rPr>
+                <w:b/>
+              </w:rPr>
+            </w:r>
+            <w:r>
+              <w:rPr>
+                <w:b/>
+                <w:i w:val="0"/>
+              </w:rPr>
+              <w:t>BQ</w:t>
+            </w:r>
+          </w:p>
+        </w:tc>
+        <w:tc>
+          <w:tcPr>
+            <w:tcW w:type="dxa" w:w="793"/>
+          </w:tcPr>
+          <w:p>
+            <w:r>
+              <w:rPr>
+                <w:b/>
+              </w:rPr>
+            </w:r>
+            <w:r>
+              <w:rPr>
+                <w:b/>
+                <w:i w:val="0"/>
+              </w:rPr>
+              <w:t>PERT</w:t>
             </w:r>
           </w:p>
         </w:tc>
@@ -3930,7 +4217,7 @@
       <w:tr>
         <w:tc>
           <w:tcPr>
-            <w:tcW w:type="dxa" w:w="2880"/>
+            <w:tcW w:type="dxa" w:w="5621"/>
           </w:tcPr>
           <w:p>
             <w:r/>
@@ -3939,13 +4226,13 @@
                 <w:b w:val="0"/>
                 <w:i w:val="0"/>
               </w:rPr>
-              <w:t>Đọc hiểu bản FreeRTOS + driver</w:t>
+              <w:t>Phân tích hiện trạng: đọc ứng dụng FreeRTOS + driver, chốt bề mặt 9 API</w:t>
             </w:r>
           </w:p>
         </w:tc>
         <w:tc>
           <w:tcPr>
-            <w:tcW w:type="dxa" w:w="2880"/>
+            <w:tcW w:type="dxa" w:w="1041"/>
           </w:tcPr>
           <w:p>
             <w:r/>
@@ -3954,13 +4241,13 @@
                 <w:b w:val="0"/>
                 <w:i w:val="0"/>
               </w:rPr>
-              <w:t>0,5 – 1 ngày</w:t>
+              <w:t>Senior</w:t>
             </w:r>
           </w:p>
         </w:tc>
         <w:tc>
           <w:tcPr>
-            <w:tcW w:type="dxa" w:w="2880"/>
+            <w:tcW w:type="dxa" w:w="670"/>
           </w:tcPr>
           <w:p>
             <w:r/>
@@ -3969,7 +4256,52 @@
                 <w:b w:val="0"/>
                 <w:i w:val="0"/>
               </w:rPr>
-              <w:t>trong 81 phút chung</w:t>
+              <w:t>1</w:t>
+            </w:r>
+          </w:p>
+        </w:tc>
+        <w:tc>
+          <w:tcPr>
+            <w:tcW w:type="dxa" w:w="546"/>
+          </w:tcPr>
+          <w:p>
+            <w:r/>
+            <w:r>
+              <w:rPr>
+                <w:b w:val="0"/>
+                <w:i w:val="0"/>
+              </w:rPr>
+              <w:t>2</w:t>
+            </w:r>
+          </w:p>
+        </w:tc>
+        <w:tc>
+          <w:tcPr>
+            <w:tcW w:type="dxa" w:w="546"/>
+          </w:tcPr>
+          <w:p>
+            <w:r/>
+            <w:r>
+              <w:rPr>
+                <w:b w:val="0"/>
+                <w:i w:val="0"/>
+              </w:rPr>
+              <w:t>4</w:t>
+            </w:r>
+          </w:p>
+        </w:tc>
+        <w:tc>
+          <w:tcPr>
+            <w:tcW w:type="dxa" w:w="793"/>
+          </w:tcPr>
+          <w:p>
+            <w:r/>
+            <w:r>
+              <w:rPr>
+                <w:b/>
+                <w:i w:val="0"/>
+              </w:rPr>
+              <w:t>2,2</w:t>
             </w:r>
           </w:p>
         </w:tc>
@@ -3977,7 +4309,7 @@
       <w:tr>
         <w:tc>
           <w:tcPr>
-            <w:tcW w:type="dxa" w:w="2880"/>
+            <w:tcW w:type="dxa" w:w="5621"/>
           </w:tcPr>
           <w:p>
             <w:r/>
@@ -3986,13 +4318,13 @@
                 <w:b w:val="0"/>
                 <w:i w:val="0"/>
               </w:rPr>
-              <w:t>Thiết kế và so ba phương án</w:t>
+              <w:t>Nghiên cứu chuyển ngữ cảnh Cortex-M4F (PendSV, PSP/MSP, khung stack)</w:t>
             </w:r>
           </w:p>
         </w:tc>
         <w:tc>
           <w:tcPr>
-            <w:tcW w:type="dxa" w:w="2880"/>
+            <w:tcW w:type="dxa" w:w="1041"/>
           </w:tcPr>
           <w:p>
             <w:r/>
@@ -4001,13 +4333,13 @@
                 <w:b w:val="0"/>
                 <w:i w:val="0"/>
               </w:rPr>
-              <w:t>0,5 ngày</w:t>
+              <w:t>Senior</w:t>
             </w:r>
           </w:p>
         </w:tc>
         <w:tc>
           <w:tcPr>
-            <w:tcW w:type="dxa" w:w="2880"/>
+            <w:tcW w:type="dxa" w:w="670"/>
           </w:tcPr>
           <w:p>
             <w:r/>
@@ -4016,6 +4348,52 @@
                 <w:b w:val="0"/>
                 <w:i w:val="0"/>
               </w:rPr>
+              <w:t>1</w:t>
+            </w:r>
+          </w:p>
+        </w:tc>
+        <w:tc>
+          <w:tcPr>
+            <w:tcW w:type="dxa" w:w="546"/>
+          </w:tcPr>
+          <w:p>
+            <w:r/>
+            <w:r>
+              <w:rPr>
+                <w:b w:val="0"/>
+                <w:i w:val="0"/>
+              </w:rPr>
+              <w:t>3</w:t>
+            </w:r>
+          </w:p>
+        </w:tc>
+        <w:tc>
+          <w:tcPr>
+            <w:tcW w:type="dxa" w:w="546"/>
+          </w:tcPr>
+          <w:p>
+            <w:r/>
+            <w:r>
+              <w:rPr>
+                <w:b w:val="0"/>
+                <w:i w:val="0"/>
+              </w:rPr>
+              <w:t>6</w:t>
+            </w:r>
+          </w:p>
+        </w:tc>
+        <w:tc>
+          <w:tcPr>
+            <w:tcW w:type="dxa" w:w="793"/>
+          </w:tcPr>
+          <w:p>
+            <w:r/>
+            <w:r>
+              <w:rPr>
+                <w:b/>
+                <w:i w:val="0"/>
+              </w:rPr>
+              <w:t>3,2</w:t>
             </w:r>
           </w:p>
         </w:tc>
@@ -4023,7 +4401,7 @@
       <w:tr>
         <w:tc>
           <w:tcPr>
-            <w:tcW w:type="dxa" w:w="2880"/>
+            <w:tcW w:type="dxa" w:w="5621"/>
           </w:tcPr>
           <w:p>
             <w:r/>
@@ -4032,13 +4410,13 @@
                 <w:b w:val="0"/>
                 <w:i w:val="0"/>
               </w:rPr>
-              <w:t>Viết 1 029 dòng nhân + gỡ lỗi DSI/I2C</w:t>
+              <w:t>Thiết kế kiến trúc: so ba phương án, chốt, viết ADR</w:t>
             </w:r>
           </w:p>
         </w:tc>
         <w:tc>
           <w:tcPr>
-            <w:tcW w:type="dxa" w:w="2880"/>
+            <w:tcW w:type="dxa" w:w="1041"/>
           </w:tcPr>
           <w:p>
             <w:r/>
@@ -4047,13 +4425,13 @@
                 <w:b w:val="0"/>
                 <w:i w:val="0"/>
               </w:rPr>
-              <w:t>2 – 4 ngày</w:t>
+              <w:t>Senior</w:t>
             </w:r>
           </w:p>
         </w:tc>
         <w:tc>
           <w:tcPr>
-            <w:tcW w:type="dxa" w:w="2880"/>
+            <w:tcW w:type="dxa" w:w="670"/>
           </w:tcPr>
           <w:p>
             <w:r/>
@@ -4062,6 +4440,52 @@
                 <w:b w:val="0"/>
                 <w:i w:val="0"/>
               </w:rPr>
+              <w:t>1</w:t>
+            </w:r>
+          </w:p>
+        </w:tc>
+        <w:tc>
+          <w:tcPr>
+            <w:tcW w:type="dxa" w:w="546"/>
+          </w:tcPr>
+          <w:p>
+            <w:r/>
+            <w:r>
+              <w:rPr>
+                <w:b w:val="0"/>
+                <w:i w:val="0"/>
+              </w:rPr>
+              <w:t>2</w:t>
+            </w:r>
+          </w:p>
+        </w:tc>
+        <w:tc>
+          <w:tcPr>
+            <w:tcW w:type="dxa" w:w="546"/>
+          </w:tcPr>
+          <w:p>
+            <w:r/>
+            <w:r>
+              <w:rPr>
+                <w:b w:val="0"/>
+                <w:i w:val="0"/>
+              </w:rPr>
+              <w:t>3</w:t>
+            </w:r>
+          </w:p>
+        </w:tc>
+        <w:tc>
+          <w:tcPr>
+            <w:tcW w:type="dxa" w:w="793"/>
+          </w:tcPr>
+          <w:p>
+            <w:r/>
+            <w:r>
+              <w:rPr>
+                <w:b/>
+                <w:i w:val="0"/>
+              </w:rPr>
+              <w:t>2,0</w:t>
             </w:r>
           </w:p>
         </w:tc>
@@ -4069,72 +4493,3005 @@
       <w:tr>
         <w:tc>
           <w:tcPr>
-            <w:tcW w:type="dxa" w:w="2880"/>
+            <w:tcW w:type="dxa" w:w="5621"/>
           </w:tcPr>
           <w:p>
             <w:r/>
             <w:r>
               <w:rPr>
-                <w:b/>
-                <w:i w:val="0"/>
-              </w:rPr>
-              <w:t>Tổng</w:t>
+                <w:b w:val="0"/>
+                <w:i w:val="0"/>
+              </w:rPr>
+              <w:t>Thiết kế chi tiết: TCB, hàng chờ ưu tiên, danh sách trễ, hàng đợi</w:t>
             </w:r>
           </w:p>
         </w:tc>
         <w:tc>
           <w:tcPr>
-            <w:tcW w:type="dxa" w:w="2880"/>
+            <w:tcW w:type="dxa" w:w="1041"/>
           </w:tcPr>
           <w:p>
             <w:r/>
             <w:r>
               <w:rPr>
-                <w:b/>
-                <w:i w:val="0"/>
-              </w:rPr>
-              <w:t>3 – 5 ngày công</w:t>
+                <w:b w:val="0"/>
+                <w:i w:val="0"/>
+              </w:rPr>
+              <w:t>Senior</w:t>
             </w:r>
           </w:p>
         </w:tc>
         <w:tc>
           <w:tcPr>
-            <w:tcW w:type="dxa" w:w="2880"/>
+            <w:tcW w:type="dxa" w:w="670"/>
           </w:tcPr>
           <w:p>
             <w:r/>
             <w:r>
               <w:rPr>
+                <w:b w:val="0"/>
+                <w:i w:val="0"/>
+              </w:rPr>
+              <w:t>1</w:t>
+            </w:r>
+          </w:p>
+        </w:tc>
+        <w:tc>
+          <w:tcPr>
+            <w:tcW w:type="dxa" w:w="546"/>
+          </w:tcPr>
+          <w:p>
+            <w:r/>
+            <w:r>
+              <w:rPr>
+                <w:b w:val="0"/>
+                <w:i w:val="0"/>
+              </w:rPr>
+              <w:t>2</w:t>
+            </w:r>
+          </w:p>
+        </w:tc>
+        <w:tc>
+          <w:tcPr>
+            <w:tcW w:type="dxa" w:w="546"/>
+          </w:tcPr>
+          <w:p>
+            <w:r/>
+            <w:r>
+              <w:rPr>
+                <w:b w:val="0"/>
+                <w:i w:val="0"/>
+              </w:rPr>
+              <w:t>3</w:t>
+            </w:r>
+          </w:p>
+        </w:tc>
+        <w:tc>
+          <w:tcPr>
+            <w:tcW w:type="dxa" w:w="793"/>
+          </w:tcPr>
+          <w:p>
+            <w:r/>
+            <w:r>
+              <w:rPr>
                 <w:b/>
                 <w:i w:val="0"/>
               </w:rPr>
-              <w:t>81 phút + ≈ 1,4 USD</w:t>
+              <w:t>2,0</w:t>
+            </w:r>
+          </w:p>
+        </w:tc>
+      </w:tr>
+      <w:tr>
+        <w:tc>
+          <w:tcPr>
+            <w:tcW w:type="dxa" w:w="5621"/>
+          </w:tcPr>
+          <w:p>
+            <w:r/>
+            <w:r>
+              <w:rPr>
+                <w:b w:val="0"/>
+                <w:i w:val="0"/>
+              </w:rPr>
+              <w:t>Hiện thực tầng port (assembly naked, khởi tạo khung stack)</w:t>
+            </w:r>
+          </w:p>
+        </w:tc>
+        <w:tc>
+          <w:tcPr>
+            <w:tcW w:type="dxa" w:w="1041"/>
+          </w:tcPr>
+          <w:p>
+            <w:r/>
+            <w:r>
+              <w:rPr>
+                <w:b w:val="0"/>
+                <w:i w:val="0"/>
+              </w:rPr>
+              <w:t>Senior</w:t>
+            </w:r>
+          </w:p>
+        </w:tc>
+        <w:tc>
+          <w:tcPr>
+            <w:tcW w:type="dxa" w:w="670"/>
+          </w:tcPr>
+          <w:p>
+            <w:r/>
+            <w:r>
+              <w:rPr>
+                <w:b w:val="0"/>
+                <w:i w:val="0"/>
+              </w:rPr>
+              <w:t>2</w:t>
+            </w:r>
+          </w:p>
+        </w:tc>
+        <w:tc>
+          <w:tcPr>
+            <w:tcW w:type="dxa" w:w="546"/>
+          </w:tcPr>
+          <w:p>
+            <w:r/>
+            <w:r>
+              <w:rPr>
+                <w:b w:val="0"/>
+                <w:i w:val="0"/>
+              </w:rPr>
+              <w:t>4</w:t>
+            </w:r>
+          </w:p>
+        </w:tc>
+        <w:tc>
+          <w:tcPr>
+            <w:tcW w:type="dxa" w:w="546"/>
+          </w:tcPr>
+          <w:p>
+            <w:r/>
+            <w:r>
+              <w:rPr>
+                <w:b w:val="0"/>
+                <w:i w:val="0"/>
+              </w:rPr>
+              <w:t>8</w:t>
+            </w:r>
+          </w:p>
+        </w:tc>
+        <w:tc>
+          <w:tcPr>
+            <w:tcW w:type="dxa" w:w="793"/>
+          </w:tcPr>
+          <w:p>
+            <w:r/>
+            <w:r>
+              <w:rPr>
+                <w:b/>
+                <w:i w:val="0"/>
+              </w:rPr>
+              <w:t>4,3</w:t>
+            </w:r>
+          </w:p>
+        </w:tc>
+      </w:tr>
+      <w:tr>
+        <w:tc>
+          <w:tcPr>
+            <w:tcW w:type="dxa" w:w="5621"/>
+          </w:tcPr>
+          <w:p>
+            <w:r/>
+            <w:r>
+              <w:rPr>
+                <w:b w:val="0"/>
+                <w:i w:val="0"/>
+              </w:rPr>
+              <w:t>Hiện thực lõi lập lịch + tác vụ Idle</w:t>
+            </w:r>
+          </w:p>
+        </w:tc>
+        <w:tc>
+          <w:tcPr>
+            <w:tcW w:type="dxa" w:w="1041"/>
+          </w:tcPr>
+          <w:p>
+            <w:r/>
+            <w:r>
+              <w:rPr>
+                <w:b w:val="0"/>
+                <w:i w:val="0"/>
+              </w:rPr>
+              <w:t>Mid</w:t>
+            </w:r>
+          </w:p>
+        </w:tc>
+        <w:tc>
+          <w:tcPr>
+            <w:tcW w:type="dxa" w:w="670"/>
+          </w:tcPr>
+          <w:p>
+            <w:r/>
+            <w:r>
+              <w:rPr>
+                <w:b w:val="0"/>
+                <w:i w:val="0"/>
+              </w:rPr>
+              <w:t>2</w:t>
+            </w:r>
+          </w:p>
+        </w:tc>
+        <w:tc>
+          <w:tcPr>
+            <w:tcW w:type="dxa" w:w="546"/>
+          </w:tcPr>
+          <w:p>
+            <w:r/>
+            <w:r>
+              <w:rPr>
+                <w:b w:val="0"/>
+                <w:i w:val="0"/>
+              </w:rPr>
+              <w:t>3</w:t>
+            </w:r>
+          </w:p>
+        </w:tc>
+        <w:tc>
+          <w:tcPr>
+            <w:tcW w:type="dxa" w:w="546"/>
+          </w:tcPr>
+          <w:p>
+            <w:r/>
+            <w:r>
+              <w:rPr>
+                <w:b w:val="0"/>
+                <w:i w:val="0"/>
+              </w:rPr>
+              <w:t>6</w:t>
+            </w:r>
+          </w:p>
+        </w:tc>
+        <w:tc>
+          <w:tcPr>
+            <w:tcW w:type="dxa" w:w="793"/>
+          </w:tcPr>
+          <w:p>
+            <w:r/>
+            <w:r>
+              <w:rPr>
+                <w:b/>
+                <w:i w:val="0"/>
+              </w:rPr>
+              <w:t>3,3</w:t>
+            </w:r>
+          </w:p>
+        </w:tc>
+      </w:tr>
+      <w:tr>
+        <w:tc>
+          <w:tcPr>
+            <w:tcW w:type="dxa" w:w="5621"/>
+          </w:tcPr>
+          <w:p>
+            <w:r/>
+            <w:r>
+              <w:rPr>
+                <w:b w:val="0"/>
+                <w:i w:val="0"/>
+              </w:rPr>
+              <w:t>Hiện thực hàng đợi IPC có hết hạn</w:t>
+            </w:r>
+          </w:p>
+        </w:tc>
+        <w:tc>
+          <w:tcPr>
+            <w:tcW w:type="dxa" w:w="1041"/>
+          </w:tcPr>
+          <w:p>
+            <w:r/>
+            <w:r>
+              <w:rPr>
+                <w:b w:val="0"/>
+                <w:i w:val="0"/>
+              </w:rPr>
+              <w:t>Mid</w:t>
+            </w:r>
+          </w:p>
+        </w:tc>
+        <w:tc>
+          <w:tcPr>
+            <w:tcW w:type="dxa" w:w="670"/>
+          </w:tcPr>
+          <w:p>
+            <w:r/>
+            <w:r>
+              <w:rPr>
+                <w:b w:val="0"/>
+                <w:i w:val="0"/>
+              </w:rPr>
+              <w:t>1</w:t>
+            </w:r>
+          </w:p>
+        </w:tc>
+        <w:tc>
+          <w:tcPr>
+            <w:tcW w:type="dxa" w:w="546"/>
+          </w:tcPr>
+          <w:p>
+            <w:r/>
+            <w:r>
+              <w:rPr>
+                <w:b w:val="0"/>
+                <w:i w:val="0"/>
+              </w:rPr>
+              <w:t>2</w:t>
+            </w:r>
+          </w:p>
+        </w:tc>
+        <w:tc>
+          <w:tcPr>
+            <w:tcW w:type="dxa" w:w="546"/>
+          </w:tcPr>
+          <w:p>
+            <w:r/>
+            <w:r>
+              <w:rPr>
+                <w:b w:val="0"/>
+                <w:i w:val="0"/>
+              </w:rPr>
+              <w:t>4</w:t>
+            </w:r>
+          </w:p>
+        </w:tc>
+        <w:tc>
+          <w:tcPr>
+            <w:tcW w:type="dxa" w:w="793"/>
+          </w:tcPr>
+          <w:p>
+            <w:r/>
+            <w:r>
+              <w:rPr>
+                <w:b/>
+                <w:i w:val="0"/>
+              </w:rPr>
+              <w:t>2,2</w:t>
+            </w:r>
+          </w:p>
+        </w:tc>
+      </w:tr>
+      <w:tr>
+        <w:tc>
+          <w:tcPr>
+            <w:tcW w:type="dxa" w:w="5621"/>
+          </w:tcPr>
+          <w:p>
+            <w:r/>
+            <w:r>
+              <w:rPr>
+                <w:b w:val="0"/>
+                <w:i w:val="0"/>
+              </w:rPr>
+              <w:t>Tích hợp 6 tác vụ ứng dụng + driver sẵn có</w:t>
+            </w:r>
+          </w:p>
+        </w:tc>
+        <w:tc>
+          <w:tcPr>
+            <w:tcW w:type="dxa" w:w="1041"/>
+          </w:tcPr>
+          <w:p>
+            <w:r/>
+            <w:r>
+              <w:rPr>
+                <w:b w:val="0"/>
+                <w:i w:val="0"/>
+              </w:rPr>
+              <w:t>Mid</w:t>
+            </w:r>
+          </w:p>
+        </w:tc>
+        <w:tc>
+          <w:tcPr>
+            <w:tcW w:type="dxa" w:w="670"/>
+          </w:tcPr>
+          <w:p>
+            <w:r/>
+            <w:r>
+              <w:rPr>
+                <w:b w:val="0"/>
+                <w:i w:val="0"/>
+              </w:rPr>
+              <w:t>1</w:t>
+            </w:r>
+          </w:p>
+        </w:tc>
+        <w:tc>
+          <w:tcPr>
+            <w:tcW w:type="dxa" w:w="546"/>
+          </w:tcPr>
+          <w:p>
+            <w:r/>
+            <w:r>
+              <w:rPr>
+                <w:b w:val="0"/>
+                <w:i w:val="0"/>
+              </w:rPr>
+              <w:t>2</w:t>
+            </w:r>
+          </w:p>
+        </w:tc>
+        <w:tc>
+          <w:tcPr>
+            <w:tcW w:type="dxa" w:w="546"/>
+          </w:tcPr>
+          <w:p>
+            <w:r/>
+            <w:r>
+              <w:rPr>
+                <w:b w:val="0"/>
+                <w:i w:val="0"/>
+              </w:rPr>
+              <w:t>4</w:t>
+            </w:r>
+          </w:p>
+        </w:tc>
+        <w:tc>
+          <w:tcPr>
+            <w:tcW w:type="dxa" w:w="793"/>
+          </w:tcPr>
+          <w:p>
+            <w:r/>
+            <w:r>
+              <w:rPr>
+                <w:b/>
+                <w:i w:val="0"/>
+              </w:rPr>
+              <w:t>2,2</w:t>
+            </w:r>
+          </w:p>
+        </w:tc>
+      </w:tr>
+      <w:tr>
+        <w:tc>
+          <w:tcPr>
+            <w:tcW w:type="dxa" w:w="5621"/>
+          </w:tcPr>
+          <w:p>
+            <w:r/>
+            <w:r>
+              <w:rPr>
+                <w:b w:val="0"/>
+                <w:i w:val="0"/>
+              </w:rPr>
+              <w:t xml:space="preserve">Dựng hệ thống build: </w:t>
+            </w:r>
+            <w:r>
+              <w:rPr>
+                <w:rFonts w:ascii="Menlo" w:hAnsi="Menlo"/>
+                <w:b w:val="0"/>
+                <w:i w:val="0"/>
+                <w:sz w:val="19"/>
+              </w:rPr>
+              <w:t>-nostdlib</w:t>
+            </w:r>
+            <w:r>
+              <w:rPr>
+                <w:b w:val="0"/>
+                <w:i w:val="0"/>
+              </w:rPr>
+              <w:t>, linker script, cờ FPU</w:t>
+            </w:r>
+          </w:p>
+        </w:tc>
+        <w:tc>
+          <w:tcPr>
+            <w:tcW w:type="dxa" w:w="1041"/>
+          </w:tcPr>
+          <w:p>
+            <w:r/>
+            <w:r>
+              <w:rPr>
+                <w:b w:val="0"/>
+                <w:i w:val="0"/>
+              </w:rPr>
+              <w:t>Mid</w:t>
+            </w:r>
+          </w:p>
+        </w:tc>
+        <w:tc>
+          <w:tcPr>
+            <w:tcW w:type="dxa" w:w="670"/>
+          </w:tcPr>
+          <w:p>
+            <w:r/>
+            <w:r>
+              <w:rPr>
+                <w:b w:val="0"/>
+                <w:i w:val="0"/>
+              </w:rPr>
+              <w:t>0,5</w:t>
+            </w:r>
+          </w:p>
+        </w:tc>
+        <w:tc>
+          <w:tcPr>
+            <w:tcW w:type="dxa" w:w="546"/>
+          </w:tcPr>
+          <w:p>
+            <w:r/>
+            <w:r>
+              <w:rPr>
+                <w:b w:val="0"/>
+                <w:i w:val="0"/>
+              </w:rPr>
+              <w:t>1</w:t>
+            </w:r>
+          </w:p>
+        </w:tc>
+        <w:tc>
+          <w:tcPr>
+            <w:tcW w:type="dxa" w:w="546"/>
+          </w:tcPr>
+          <w:p>
+            <w:r/>
+            <w:r>
+              <w:rPr>
+                <w:b w:val="0"/>
+                <w:i w:val="0"/>
+              </w:rPr>
+              <w:t>3</w:t>
+            </w:r>
+          </w:p>
+        </w:tc>
+        <w:tc>
+          <w:tcPr>
+            <w:tcW w:type="dxa" w:w="793"/>
+          </w:tcPr>
+          <w:p>
+            <w:r/>
+            <w:r>
+              <w:rPr>
+                <w:b/>
+                <w:i w:val="0"/>
+              </w:rPr>
+              <w:t>1,2</w:t>
+            </w:r>
+          </w:p>
+        </w:tc>
+      </w:tr>
+      <w:tr>
+        <w:tc>
+          <w:tcPr>
+            <w:tcW w:type="dxa" w:w="5621"/>
+          </w:tcPr>
+          <w:p>
+            <w:r/>
+            <w:r>
+              <w:rPr>
+                <w:b w:val="0"/>
+                <w:i w:val="0"/>
+              </w:rPr>
+              <w:t>Gỡ lỗi DSI: PLL không khoá do nhường CPU giữa chuỗi khởi tạo</w:t>
+            </w:r>
+          </w:p>
+        </w:tc>
+        <w:tc>
+          <w:tcPr>
+            <w:tcW w:type="dxa" w:w="1041"/>
+          </w:tcPr>
+          <w:p>
+            <w:r/>
+            <w:r>
+              <w:rPr>
+                <w:b w:val="0"/>
+                <w:i w:val="0"/>
+              </w:rPr>
+              <w:t>Senior</w:t>
+            </w:r>
+          </w:p>
+        </w:tc>
+        <w:tc>
+          <w:tcPr>
+            <w:tcW w:type="dxa" w:w="670"/>
+          </w:tcPr>
+          <w:p>
+            <w:r/>
+            <w:r>
+              <w:rPr>
+                <w:b w:val="0"/>
+                <w:i w:val="0"/>
+              </w:rPr>
+              <w:t>1</w:t>
+            </w:r>
+          </w:p>
+        </w:tc>
+        <w:tc>
+          <w:tcPr>
+            <w:tcW w:type="dxa" w:w="546"/>
+          </w:tcPr>
+          <w:p>
+            <w:r/>
+            <w:r>
+              <w:rPr>
+                <w:b w:val="0"/>
+                <w:i w:val="0"/>
+              </w:rPr>
+              <w:t>3</w:t>
+            </w:r>
+          </w:p>
+        </w:tc>
+        <w:tc>
+          <w:tcPr>
+            <w:tcW w:type="dxa" w:w="546"/>
+          </w:tcPr>
+          <w:p>
+            <w:r/>
+            <w:r>
+              <w:rPr>
+                <w:b w:val="0"/>
+                <w:i w:val="0"/>
+              </w:rPr>
+              <w:t>8</w:t>
+            </w:r>
+          </w:p>
+        </w:tc>
+        <w:tc>
+          <w:tcPr>
+            <w:tcW w:type="dxa" w:w="793"/>
+          </w:tcPr>
+          <w:p>
+            <w:r/>
+            <w:r>
+              <w:rPr>
+                <w:b/>
+                <w:i w:val="0"/>
+              </w:rPr>
+              <w:t>3,5</w:t>
+            </w:r>
+          </w:p>
+        </w:tc>
+      </w:tr>
+      <w:tr>
+        <w:tc>
+          <w:tcPr>
+            <w:tcW w:type="dxa" w:w="5621"/>
+          </w:tcPr>
+          <w:p>
+            <w:r/>
+            <w:r>
+              <w:rPr>
+                <w:b w:val="0"/>
+                <w:i w:val="0"/>
+              </w:rPr>
+              <w:t>Gỡ lỗi I2C cảm ứng: định thời vòng NOP sau khi đổi xung nhịp</w:t>
+            </w:r>
+          </w:p>
+        </w:tc>
+        <w:tc>
+          <w:tcPr>
+            <w:tcW w:type="dxa" w:w="1041"/>
+          </w:tcPr>
+          <w:p>
+            <w:r/>
+            <w:r>
+              <w:rPr>
+                <w:b w:val="0"/>
+                <w:i w:val="0"/>
+              </w:rPr>
+              <w:t>Senior</w:t>
+            </w:r>
+          </w:p>
+        </w:tc>
+        <w:tc>
+          <w:tcPr>
+            <w:tcW w:type="dxa" w:w="670"/>
+          </w:tcPr>
+          <w:p>
+            <w:r/>
+            <w:r>
+              <w:rPr>
+                <w:b w:val="0"/>
+                <w:i w:val="0"/>
+              </w:rPr>
+              <w:t>0,5</w:t>
+            </w:r>
+          </w:p>
+        </w:tc>
+        <w:tc>
+          <w:tcPr>
+            <w:tcW w:type="dxa" w:w="546"/>
+          </w:tcPr>
+          <w:p>
+            <w:r/>
+            <w:r>
+              <w:rPr>
+                <w:b w:val="0"/>
+                <w:i w:val="0"/>
+              </w:rPr>
+              <w:t>1</w:t>
+            </w:r>
+          </w:p>
+        </w:tc>
+        <w:tc>
+          <w:tcPr>
+            <w:tcW w:type="dxa" w:w="546"/>
+          </w:tcPr>
+          <w:p>
+            <w:r/>
+            <w:r>
+              <w:rPr>
+                <w:b w:val="0"/>
+                <w:i w:val="0"/>
+              </w:rPr>
+              <w:t>3</w:t>
+            </w:r>
+          </w:p>
+        </w:tc>
+        <w:tc>
+          <w:tcPr>
+            <w:tcW w:type="dxa" w:w="793"/>
+          </w:tcPr>
+          <w:p>
+            <w:r/>
+            <w:r>
+              <w:rPr>
+                <w:b/>
+                <w:i w:val="0"/>
+              </w:rPr>
+              <w:t>1,2</w:t>
+            </w:r>
+          </w:p>
+        </w:tc>
+      </w:tr>
+      <w:tr>
+        <w:tc>
+          <w:tcPr>
+            <w:tcW w:type="dxa" w:w="5621"/>
+          </w:tcPr>
+          <w:p>
+            <w:r/>
+            <w:r>
+              <w:rPr>
+                <w:b w:val="0"/>
+                <w:i w:val="0"/>
+              </w:rPr>
+              <w:t>Kiểm thử trên bo: 6 tác vụ, cảm ứng, hồi quy</w:t>
+            </w:r>
+          </w:p>
+        </w:tc>
+        <w:tc>
+          <w:tcPr>
+            <w:tcW w:type="dxa" w:w="1041"/>
+          </w:tcPr>
+          <w:p>
+            <w:r/>
+            <w:r>
+              <w:rPr>
+                <w:b w:val="0"/>
+                <w:i w:val="0"/>
+              </w:rPr>
+              <w:t>QA</w:t>
+            </w:r>
+          </w:p>
+        </w:tc>
+        <w:tc>
+          <w:tcPr>
+            <w:tcW w:type="dxa" w:w="670"/>
+          </w:tcPr>
+          <w:p>
+            <w:r/>
+            <w:r>
+              <w:rPr>
+                <w:b w:val="0"/>
+                <w:i w:val="0"/>
+              </w:rPr>
+              <w:t>1</w:t>
+            </w:r>
+          </w:p>
+        </w:tc>
+        <w:tc>
+          <w:tcPr>
+            <w:tcW w:type="dxa" w:w="546"/>
+          </w:tcPr>
+          <w:p>
+            <w:r/>
+            <w:r>
+              <w:rPr>
+                <w:b w:val="0"/>
+                <w:i w:val="0"/>
+              </w:rPr>
+              <w:t>2</w:t>
+            </w:r>
+          </w:p>
+        </w:tc>
+        <w:tc>
+          <w:tcPr>
+            <w:tcW w:type="dxa" w:w="546"/>
+          </w:tcPr>
+          <w:p>
+            <w:r/>
+            <w:r>
+              <w:rPr>
+                <w:b w:val="0"/>
+                <w:i w:val="0"/>
+              </w:rPr>
+              <w:t>4</w:t>
+            </w:r>
+          </w:p>
+        </w:tc>
+        <w:tc>
+          <w:tcPr>
+            <w:tcW w:type="dxa" w:w="793"/>
+          </w:tcPr>
+          <w:p>
+            <w:r/>
+            <w:r>
+              <w:rPr>
+                <w:b/>
+                <w:i w:val="0"/>
+              </w:rPr>
+              <w:t>2,2</w:t>
+            </w:r>
+          </w:p>
+        </w:tc>
+      </w:tr>
+      <w:tr>
+        <w:tc>
+          <w:tcPr>
+            <w:tcW w:type="dxa" w:w="5621"/>
+          </w:tcPr>
+          <w:p>
+            <w:r/>
+            <w:r>
+              <w:rPr>
+                <w:b w:val="0"/>
+                <w:i w:val="0"/>
+              </w:rPr>
+              <w:t>Viết tài liệu: yêu cầu, thiết kế C4, báo cáo</w:t>
+            </w:r>
+          </w:p>
+        </w:tc>
+        <w:tc>
+          <w:tcPr>
+            <w:tcW w:type="dxa" w:w="1041"/>
+          </w:tcPr>
+          <w:p>
+            <w:r/>
+            <w:r>
+              <w:rPr>
+                <w:b w:val="0"/>
+                <w:i w:val="0"/>
+              </w:rPr>
+              <w:t>Mid</w:t>
+            </w:r>
+          </w:p>
+        </w:tc>
+        <w:tc>
+          <w:tcPr>
+            <w:tcW w:type="dxa" w:w="670"/>
+          </w:tcPr>
+          <w:p>
+            <w:r/>
+            <w:r>
+              <w:rPr>
+                <w:b w:val="0"/>
+                <w:i w:val="0"/>
+              </w:rPr>
+              <w:t>1</w:t>
+            </w:r>
+          </w:p>
+        </w:tc>
+        <w:tc>
+          <w:tcPr>
+            <w:tcW w:type="dxa" w:w="546"/>
+          </w:tcPr>
+          <w:p>
+            <w:r/>
+            <w:r>
+              <w:rPr>
+                <w:b w:val="0"/>
+                <w:i w:val="0"/>
+              </w:rPr>
+              <w:t>2</w:t>
+            </w:r>
+          </w:p>
+        </w:tc>
+        <w:tc>
+          <w:tcPr>
+            <w:tcW w:type="dxa" w:w="546"/>
+          </w:tcPr>
+          <w:p>
+            <w:r/>
+            <w:r>
+              <w:rPr>
+                <w:b w:val="0"/>
+                <w:i w:val="0"/>
+              </w:rPr>
+              <w:t>4</w:t>
+            </w:r>
+          </w:p>
+        </w:tc>
+        <w:tc>
+          <w:tcPr>
+            <w:tcW w:type="dxa" w:w="793"/>
+          </w:tcPr>
+          <w:p>
+            <w:r/>
+            <w:r>
+              <w:rPr>
+                <w:b/>
+                <w:i w:val="0"/>
+              </w:rPr>
+              <w:t>2,2</w:t>
+            </w:r>
+          </w:p>
+        </w:tc>
+      </w:tr>
+      <w:tr>
+        <w:tc>
+          <w:tcPr>
+            <w:tcW w:type="dxa" w:w="5621"/>
+          </w:tcPr>
+          <w:p>
+            <w:r/>
+            <w:r>
+              <w:rPr>
+                <w:b/>
+                <w:i w:val="0"/>
+              </w:rPr>
+              <w:t>TỔNG</w:t>
+            </w:r>
+          </w:p>
+        </w:tc>
+        <w:tc>
+          <w:tcPr>
+            <w:tcW w:type="dxa" w:w="1041"/>
+          </w:tcPr>
+          <w:p>
+            <w:r/>
+            <w:r>
+              <w:rPr>
+                <w:b w:val="0"/>
+                <w:i w:val="0"/>
+              </w:rPr>
+            </w:r>
+          </w:p>
+        </w:tc>
+        <w:tc>
+          <w:tcPr>
+            <w:tcW w:type="dxa" w:w="670"/>
+          </w:tcPr>
+          <w:p>
+            <w:r/>
+            <w:r>
+              <w:rPr>
+                <w:b/>
+                <w:i w:val="0"/>
+              </w:rPr>
+              <w:t>14</w:t>
+            </w:r>
+          </w:p>
+        </w:tc>
+        <w:tc>
+          <w:tcPr>
+            <w:tcW w:type="dxa" w:w="546"/>
+          </w:tcPr>
+          <w:p>
+            <w:r/>
+            <w:r>
+              <w:rPr>
+                <w:b/>
+                <w:i w:val="0"/>
+              </w:rPr>
+              <w:t>29</w:t>
+            </w:r>
+          </w:p>
+        </w:tc>
+        <w:tc>
+          <w:tcPr>
+            <w:tcW w:type="dxa" w:w="546"/>
+          </w:tcPr>
+          <w:p>
+            <w:r/>
+            <w:r>
+              <w:rPr>
+                <w:b/>
+                <w:i w:val="0"/>
+              </w:rPr>
+              <w:t>60</w:t>
+            </w:r>
+          </w:p>
+        </w:tc>
+        <w:tc>
+          <w:tcPr>
+            <w:tcW w:type="dxa" w:w="793"/>
+          </w:tcPr>
+          <w:p>
+            <w:r/>
+            <w:r>
+              <w:rPr>
+                <w:b/>
+                <w:i w:val="0"/>
+              </w:rPr>
+              <w:t>31,7 ngày công</w:t>
             </w:r>
           </w:p>
         </w:tc>
       </w:tr>
     </w:tbl>
+    <w:p/>
     <w:p>
       <w:r>
         <w:rPr>
           <w:b w:val="0"/>
           <w:i w:val="0"/>
         </w:rPr>
-        <w:t xml:space="preserve">Cột trái là </w:t>
+        <w:t xml:space="preserve">Hai hạng mục </w:t>
       </w:r>
       <w:r>
         <w:rPr>
           <w:b/>
           <w:i w:val="0"/>
         </w:rPr>
-        <w:t>ước lượng, tầng ĐỒNG</w:t>
+        <w:t>bi quan gấp bốn lần lạc quan</w:t>
       </w:r>
       <w:r>
         <w:rPr>
           <w:b w:val="0"/>
           <w:i w:val="0"/>
         </w:rPr>
-        <w:t xml:space="preserve"> — không đo được trong phiên này, nêu ra để so tương quan chứ không phải một con số nghiệm thu.</w:t>
+        <w:t xml:space="preserve"> — </w:t>
+      </w:r>
+      <w:r>
+        <w:rPr>
+          <w:b w:val="0"/>
+          <w:i/>
+        </w:rPr>
+        <w:t>tầng port assembly</w:t>
+      </w:r>
+      <w:r>
+        <w:rPr>
+          <w:b w:val="0"/>
+          <w:i w:val="0"/>
+        </w:rPr>
+        <w:t xml:space="preserve"> (2 → 8) và </w:t>
+      </w:r>
+      <w:r>
+        <w:rPr>
+          <w:b w:val="0"/>
+          <w:i/>
+        </w:rPr>
+        <w:t>gỡ lỗi DSI</w:t>
+      </w:r>
+      <w:r>
+        <w:rPr>
+          <w:b w:val="0"/>
+          <w:i w:val="0"/>
+        </w:rPr>
+        <w:t xml:space="preserve"> (1 → 8). Đó là hai chỗ rủi ro thật, và cả hai đều đã xảy ra đúng như vậy trong phiên tác tử: lỗi DSI là lỗi khó nhất, phải đọc tới thanh ghi </w:t>
+      </w:r>
+      <w:r>
+        <w:rPr>
+          <w:rFonts w:ascii="Menlo" w:hAnsi="Menlo"/>
+          <w:b w:val="0"/>
+          <w:i w:val="0"/>
+          <w:sz w:val="19"/>
+        </w:rPr>
+        <w:t>DSI_WISR</w:t>
+      </w:r>
+      <w:r>
+        <w:rPr>
+          <w:b w:val="0"/>
+          <w:i w:val="0"/>
+        </w:rPr>
+        <w:t xml:space="preserve"> mới ra.</w:t>
+      </w:r>
+    </w:p>
+    <w:p>
+      <w:pPr>
+        <w:pStyle w:val="Heading3"/>
+      </w:pPr>
+      <w:r>
+        <w:t>5.3. Khoảng tin cậy</w:t>
+      </w:r>
+    </w:p>
+    <w:p>
+      <w:r>
+        <w:rPr>
+          <w:b w:val="0"/>
+          <w:i w:val="0"/>
+        </w:rPr>
+        <w:t xml:space="preserve">Độ lệch chuẩn PERT: </w:t>
+      </w:r>
+      <w:r>
+        <w:rPr>
+          <w:b/>
+          <w:i w:val="0"/>
+        </w:rPr>
+        <w:t>±2,3 ngày</w:t>
+      </w:r>
+      <w:r>
+        <w:rPr>
+          <w:b w:val="0"/>
+          <w:i w:val="0"/>
+        </w:rPr>
+        <w:t>.</w:t>
+      </w:r>
+    </w:p>
+    <w:tbl>
+      <w:tblPr>
+        <w:tblStyle w:val="LightGrid-Accent1"/>
+        <w:tblW w:type="auto" w:w="0"/>
+        <w:tblLayout w:type="fixed"/>
+        <w:tblLook w:firstColumn="1" w:firstRow="1" w:lastColumn="0" w:lastRow="0" w:noHBand="0" w:noVBand="1" w:val="04A0"/>
+      </w:tblPr>
+      <w:tblGrid>
+        <w:gridCol w:w="3314"/>
+        <w:gridCol w:w="5902"/>
+      </w:tblGrid>
+      <w:tr>
+        <w:tc>
+          <w:tcPr>
+            <w:tcW w:type="dxa" w:w="3314"/>
+          </w:tcPr>
+          <w:p>
+            <w:r>
+              <w:rPr>
+                <w:b/>
+              </w:rPr>
+            </w:r>
+            <w:r>
+              <w:rPr>
+                <w:b/>
+                <w:i w:val="0"/>
+              </w:rPr>
+              <w:t>Mức tin</w:t>
+            </w:r>
+          </w:p>
+        </w:tc>
+        <w:tc>
+          <w:tcPr>
+            <w:tcW w:type="dxa" w:w="5902"/>
+          </w:tcPr>
+          <w:p>
+            <w:r>
+              <w:rPr>
+                <w:b/>
+              </w:rPr>
+            </w:r>
+            <w:r>
+              <w:rPr>
+                <w:b/>
+                <w:i w:val="0"/>
+              </w:rPr>
+              <w:t>Khoảng</w:t>
+            </w:r>
+          </w:p>
+        </w:tc>
+      </w:tr>
+      <w:tr>
+        <w:tc>
+          <w:tcPr>
+            <w:tcW w:type="dxa" w:w="3314"/>
+          </w:tcPr>
+          <w:p>
+            <w:r/>
+            <w:r>
+              <w:rPr>
+                <w:b w:val="0"/>
+                <w:i w:val="0"/>
+              </w:rPr>
+              <w:t>~68 %</w:t>
+            </w:r>
+          </w:p>
+        </w:tc>
+        <w:tc>
+          <w:tcPr>
+            <w:tcW w:type="dxa" w:w="5902"/>
+          </w:tcPr>
+          <w:p>
+            <w:r/>
+            <w:r>
+              <w:rPr>
+                <w:b/>
+                <w:i w:val="0"/>
+              </w:rPr>
+              <w:t>29 – 34 ngày công</w:t>
+            </w:r>
+          </w:p>
+        </w:tc>
+      </w:tr>
+      <w:tr>
+        <w:tc>
+          <w:tcPr>
+            <w:tcW w:type="dxa" w:w="3314"/>
+          </w:tcPr>
+          <w:p>
+            <w:r/>
+            <w:r>
+              <w:rPr>
+                <w:b w:val="0"/>
+                <w:i w:val="0"/>
+              </w:rPr>
+              <w:t>~95 %</w:t>
+            </w:r>
+          </w:p>
+        </w:tc>
+        <w:tc>
+          <w:tcPr>
+            <w:tcW w:type="dxa" w:w="5902"/>
+          </w:tcPr>
+          <w:p>
+            <w:r/>
+            <w:r>
+              <w:rPr>
+                <w:b/>
+                <w:i w:val="0"/>
+              </w:rPr>
+              <w:t>27 – 36 ngày công</w:t>
+            </w:r>
+          </w:p>
+        </w:tc>
+      </w:tr>
+    </w:tbl>
+    <w:p/>
+    <w:p>
+      <w:r>
+        <w:rPr>
+          <w:b w:val="0"/>
+          <w:i w:val="0"/>
+        </w:rPr>
+        <w:t xml:space="preserve">Nói cách khác: </w:t>
+      </w:r>
+      <w:r>
+        <w:rPr>
+          <w:b/>
+          <w:i w:val="0"/>
+        </w:rPr>
+        <w:t>32 ngày công ± 5</w:t>
+      </w:r>
+      <w:r>
+        <w:rPr>
+          <w:b w:val="0"/>
+          <w:i w:val="0"/>
+        </w:rPr>
+        <w:t>. Một con số tròn "một tháng rưỡi" không sai, nhưng nó không cho biết đâu là chỗ có thể trượt.</w:t>
+      </w:r>
+    </w:p>
+    <w:p>
+      <w:pPr>
+        <w:pStyle w:val="Heading3"/>
+      </w:pPr>
+      <w:r>
+        <w:t>5.4. Nguồn lực và thời gian lịch</w:t>
+      </w:r>
+    </w:p>
+    <w:tbl>
+      <w:tblPr>
+        <w:tblStyle w:val="LightGrid-Accent1"/>
+        <w:tblW w:type="auto" w:w="0"/>
+        <w:tblLayout w:type="fixed"/>
+        <w:tblLook w:firstColumn="1" w:firstRow="1" w:lastColumn="0" w:lastRow="0" w:noHBand="0" w:noVBand="1" w:val="04A0"/>
+      </w:tblPr>
+      <w:tblGrid>
+        <w:gridCol w:w="5540"/>
+        <w:gridCol w:w="1966"/>
+        <w:gridCol w:w="1710"/>
+      </w:tblGrid>
+      <w:tr>
+        <w:tc>
+          <w:tcPr>
+            <w:tcW w:type="dxa" w:w="5540"/>
+          </w:tcPr>
+          <w:p>
+            <w:r>
+              <w:rPr>
+                <w:b/>
+              </w:rPr>
+            </w:r>
+            <w:r>
+              <w:rPr>
+                <w:b/>
+                <w:i w:val="0"/>
+              </w:rPr>
+              <w:t>Vai trò</w:t>
+            </w:r>
+          </w:p>
+        </w:tc>
+        <w:tc>
+          <w:tcPr>
+            <w:tcW w:type="dxa" w:w="1966"/>
+          </w:tcPr>
+          <w:p>
+            <w:r>
+              <w:rPr>
+                <w:b/>
+              </w:rPr>
+            </w:r>
+            <w:r>
+              <w:rPr>
+                <w:b/>
+                <w:i w:val="0"/>
+              </w:rPr>
+              <w:t>Ngày công</w:t>
+            </w:r>
+          </w:p>
+        </w:tc>
+        <w:tc>
+          <w:tcPr>
+            <w:tcW w:type="dxa" w:w="1710"/>
+          </w:tcPr>
+          <w:p>
+            <w:r>
+              <w:rPr>
+                <w:b/>
+              </w:rPr>
+            </w:r>
+            <w:r>
+              <w:rPr>
+                <w:b/>
+                <w:i w:val="0"/>
+              </w:rPr>
+              <w:t>Tỉ trọng</w:t>
+            </w:r>
+          </w:p>
+        </w:tc>
+      </w:tr>
+      <w:tr>
+        <w:tc>
+          <w:tcPr>
+            <w:tcW w:type="dxa" w:w="5540"/>
+          </w:tcPr>
+          <w:p>
+            <w:r/>
+            <w:r>
+              <w:rPr>
+                <w:b w:val="0"/>
+                <w:i w:val="0"/>
+              </w:rPr>
+              <w:t xml:space="preserve">Kỹ sư nhúng </w:t>
+            </w:r>
+            <w:r>
+              <w:rPr>
+                <w:b/>
+                <w:i w:val="0"/>
+              </w:rPr>
+              <w:t>Senior</w:t>
+            </w:r>
+          </w:p>
+        </w:tc>
+        <w:tc>
+          <w:tcPr>
+            <w:tcW w:type="dxa" w:w="1966"/>
+          </w:tcPr>
+          <w:p>
+            <w:r/>
+            <w:r>
+              <w:rPr>
+                <w:b w:val="0"/>
+                <w:i w:val="0"/>
+              </w:rPr>
+              <w:t>18,4</w:t>
+            </w:r>
+          </w:p>
+        </w:tc>
+        <w:tc>
+          <w:tcPr>
+            <w:tcW w:type="dxa" w:w="1710"/>
+          </w:tcPr>
+          <w:p>
+            <w:r/>
+            <w:r>
+              <w:rPr>
+                <w:b w:val="0"/>
+                <w:i w:val="0"/>
+              </w:rPr>
+              <w:t>58 %</w:t>
+            </w:r>
+          </w:p>
+        </w:tc>
+      </w:tr>
+      <w:tr>
+        <w:tc>
+          <w:tcPr>
+            <w:tcW w:type="dxa" w:w="5540"/>
+          </w:tcPr>
+          <w:p>
+            <w:r/>
+            <w:r>
+              <w:rPr>
+                <w:b w:val="0"/>
+                <w:i w:val="0"/>
+              </w:rPr>
+              <w:t xml:space="preserve">Kỹ sư nhúng </w:t>
+            </w:r>
+            <w:r>
+              <w:rPr>
+                <w:b/>
+                <w:i w:val="0"/>
+              </w:rPr>
+              <w:t>Mid</w:t>
+            </w:r>
+          </w:p>
+        </w:tc>
+        <w:tc>
+          <w:tcPr>
+            <w:tcW w:type="dxa" w:w="1966"/>
+          </w:tcPr>
+          <w:p>
+            <w:r/>
+            <w:r>
+              <w:rPr>
+                <w:b w:val="0"/>
+                <w:i w:val="0"/>
+              </w:rPr>
+              <w:t>11,1</w:t>
+            </w:r>
+          </w:p>
+        </w:tc>
+        <w:tc>
+          <w:tcPr>
+            <w:tcW w:type="dxa" w:w="1710"/>
+          </w:tcPr>
+          <w:p>
+            <w:r/>
+            <w:r>
+              <w:rPr>
+                <w:b w:val="0"/>
+                <w:i w:val="0"/>
+              </w:rPr>
+              <w:t>35 %</w:t>
+            </w:r>
+          </w:p>
+        </w:tc>
+      </w:tr>
+      <w:tr>
+        <w:tc>
+          <w:tcPr>
+            <w:tcW w:type="dxa" w:w="5540"/>
+          </w:tcPr>
+          <w:p>
+            <w:r/>
+            <w:r>
+              <w:rPr>
+                <w:b/>
+                <w:i w:val="0"/>
+              </w:rPr>
+              <w:t>QA nhúng</w:t>
+            </w:r>
+          </w:p>
+        </w:tc>
+        <w:tc>
+          <w:tcPr>
+            <w:tcW w:type="dxa" w:w="1966"/>
+          </w:tcPr>
+          <w:p>
+            <w:r/>
+            <w:r>
+              <w:rPr>
+                <w:b w:val="0"/>
+                <w:i w:val="0"/>
+              </w:rPr>
+              <w:t>2,2</w:t>
+            </w:r>
+          </w:p>
+        </w:tc>
+        <w:tc>
+          <w:tcPr>
+            <w:tcW w:type="dxa" w:w="1710"/>
+          </w:tcPr>
+          <w:p>
+            <w:r/>
+            <w:r>
+              <w:rPr>
+                <w:b w:val="0"/>
+                <w:i w:val="0"/>
+              </w:rPr>
+              <w:t>7 %</w:t>
+            </w:r>
+          </w:p>
+        </w:tc>
+      </w:tr>
+      <w:tr>
+        <w:tc>
+          <w:tcPr>
+            <w:tcW w:type="dxa" w:w="5540"/>
+          </w:tcPr>
+          <w:p>
+            <w:r/>
+            <w:r>
+              <w:rPr>
+                <w:b w:val="0"/>
+                <w:i w:val="0"/>
+              </w:rPr>
+              <w:t>Quản lý dự án (20 % thời lượng)</w:t>
+            </w:r>
+          </w:p>
+        </w:tc>
+        <w:tc>
+          <w:tcPr>
+            <w:tcW w:type="dxa" w:w="1966"/>
+          </w:tcPr>
+          <w:p>
+            <w:r/>
+            <w:r>
+              <w:rPr>
+                <w:b w:val="0"/>
+                <w:i w:val="0"/>
+              </w:rPr>
+              <w:t>6,3</w:t>
+            </w:r>
+          </w:p>
+        </w:tc>
+        <w:tc>
+          <w:tcPr>
+            <w:tcW w:type="dxa" w:w="1710"/>
+          </w:tcPr>
+          <w:p>
+            <w:r/>
+            <w:r>
+              <w:rPr>
+                <w:b w:val="0"/>
+                <w:i w:val="0"/>
+              </w:rPr>
+              <w:t>—</w:t>
+            </w:r>
+          </w:p>
+        </w:tc>
+      </w:tr>
+    </w:tbl>
+    <w:p/>
+    <w:p>
+      <w:r>
+        <w:rPr>
+          <w:b w:val="0"/>
+          <w:i w:val="0"/>
+        </w:rPr>
+        <w:t xml:space="preserve">Đội tối thiểu: </w:t>
+      </w:r>
+      <w:r>
+        <w:rPr>
+          <w:b/>
+          <w:i w:val="0"/>
+        </w:rPr>
+        <w:t>1 Senior + 1 Mid + QA bán thời gian + PM 20 %</w:t>
+      </w:r>
+      <w:r>
+        <w:rPr>
+          <w:b w:val="0"/>
+          <w:i w:val="0"/>
+        </w:rPr>
+        <w:t>.</w:t>
+      </w:r>
+    </w:p>
+    <w:p>
+      <w:r>
+        <w:rPr>
+          <w:b/>
+          <w:i w:val="0"/>
+        </w:rPr>
+        <w:t>Thời gian lịch ≈ 4 – 5 tuần.</w:t>
+      </w:r>
+      <w:r>
+        <w:rPr>
+          <w:b w:val="0"/>
+          <w:i w:val="0"/>
+        </w:rPr>
+        <w:t xml:space="preserve"> Senior là </w:t>
+      </w:r>
+      <w:r>
+        <w:rPr>
+          <w:b/>
+          <w:i w:val="0"/>
+        </w:rPr>
+        <w:t>đường găng</w:t>
+      </w:r>
+      <w:r>
+        <w:rPr>
+          <w:b w:val="0"/>
+          <w:i w:val="0"/>
+        </w:rPr>
+        <w:t xml:space="preserve">: 18,4 ngày công của anh ta gần như không song song hoá được — phân tích, thiết kế, tầng assembly và hai lần gỡ lỗi phần cứng đều nối tiếp nhau. Thêm người thứ ba </w:t>
+      </w:r>
+      <w:r>
+        <w:rPr>
+          <w:b/>
+          <w:i w:val="0"/>
+        </w:rPr>
+        <w:t>không rút ngắn được</w:t>
+      </w:r>
+      <w:r>
+        <w:rPr>
+          <w:b w:val="0"/>
+          <w:i w:val="0"/>
+        </w:rPr>
+        <w:t xml:space="preserve"> phần này.</w:t>
+      </w:r>
+    </w:p>
+    <w:p>
+      <w:pPr>
+        <w:pStyle w:val="Heading3"/>
+      </w:pPr>
+      <w:r>
+        <w:t>5.5. Chi phí nhân sự</w:t>
+      </w:r>
+    </w:p>
+    <w:p>
+      <w:r>
+        <w:rPr>
+          <w:b w:val="0"/>
+          <w:i w:val="0"/>
+        </w:rPr>
+        <w:t xml:space="preserve">Đơn giá theo lương tháng thị trường Việt Nam (triệu đồng), nhân </w:t>
+      </w:r>
+      <w:r>
+        <w:rPr>
+          <w:b/>
+          <w:i w:val="0"/>
+        </w:rPr>
+        <w:t>hệ số gánh 1,4</w:t>
+      </w:r>
+      <w:r>
+        <w:rPr>
+          <w:b w:val="0"/>
+          <w:i w:val="0"/>
+        </w:rPr>
+        <w:t xml:space="preserve"> cho bảo hiểm, chỗ ngồi, thiết bị và chi phí quản lý:</w:t>
+      </w:r>
+    </w:p>
+    <w:tbl>
+      <w:tblPr>
+        <w:tblStyle w:val="LightGrid-Accent1"/>
+        <w:tblW w:type="auto" w:w="0"/>
+        <w:tblLayout w:type="fixed"/>
+        <w:tblLook w:firstColumn="1" w:firstRow="1" w:lastColumn="0" w:lastRow="0" w:noHBand="0" w:noVBand="1" w:val="04A0"/>
+      </w:tblPr>
+      <w:tblGrid>
+        <w:gridCol w:w="5009"/>
+        <w:gridCol w:w="1451"/>
+        <w:gridCol w:w="1451"/>
+        <w:gridCol w:w="1306"/>
+      </w:tblGrid>
+      <w:tr>
+        <w:tc>
+          <w:tcPr>
+            <w:tcW w:type="dxa" w:w="5009"/>
+          </w:tcPr>
+          <w:p>
+            <w:r>
+              <w:rPr>
+                <w:b/>
+              </w:rPr>
+            </w:r>
+            <w:r>
+              <w:rPr>
+                <w:b/>
+                <w:i w:val="0"/>
+              </w:rPr>
+              <w:t>Vai trò</w:t>
+            </w:r>
+          </w:p>
+        </w:tc>
+        <w:tc>
+          <w:tcPr>
+            <w:tcW w:type="dxa" w:w="1451"/>
+          </w:tcPr>
+          <w:p>
+            <w:r>
+              <w:rPr>
+                <w:b/>
+              </w:rPr>
+            </w:r>
+            <w:r>
+              <w:rPr>
+                <w:b/>
+                <w:i w:val="0"/>
+              </w:rPr>
+              <w:t>Thấp</w:t>
+            </w:r>
+          </w:p>
+        </w:tc>
+        <w:tc>
+          <w:tcPr>
+            <w:tcW w:type="dxa" w:w="1451"/>
+          </w:tcPr>
+          <w:p>
+            <w:r>
+              <w:rPr>
+                <w:b/>
+              </w:rPr>
+            </w:r>
+            <w:r>
+              <w:rPr>
+                <w:b/>
+                <w:i w:val="0"/>
+              </w:rPr>
+              <w:t>Giữa</w:t>
+            </w:r>
+          </w:p>
+        </w:tc>
+        <w:tc>
+          <w:tcPr>
+            <w:tcW w:type="dxa" w:w="1306"/>
+          </w:tcPr>
+          <w:p>
+            <w:r>
+              <w:rPr>
+                <w:b/>
+              </w:rPr>
+            </w:r>
+            <w:r>
+              <w:rPr>
+                <w:b/>
+                <w:i w:val="0"/>
+              </w:rPr>
+              <w:t>Cao</w:t>
+            </w:r>
+          </w:p>
+        </w:tc>
+      </w:tr>
+      <w:tr>
+        <w:tc>
+          <w:tcPr>
+            <w:tcW w:type="dxa" w:w="5009"/>
+          </w:tcPr>
+          <w:p>
+            <w:r/>
+            <w:r>
+              <w:rPr>
+                <w:b w:val="0"/>
+                <w:i w:val="0"/>
+              </w:rPr>
+              <w:t>Senior nhúng</w:t>
+            </w:r>
+          </w:p>
+        </w:tc>
+        <w:tc>
+          <w:tcPr>
+            <w:tcW w:type="dxa" w:w="1451"/>
+          </w:tcPr>
+          <w:p>
+            <w:r/>
+            <w:r>
+              <w:rPr>
+                <w:b w:val="0"/>
+                <w:i w:val="0"/>
+              </w:rPr>
+              <w:t>40</w:t>
+            </w:r>
+          </w:p>
+        </w:tc>
+        <w:tc>
+          <w:tcPr>
+            <w:tcW w:type="dxa" w:w="1451"/>
+          </w:tcPr>
+          <w:p>
+            <w:r/>
+            <w:r>
+              <w:rPr>
+                <w:b w:val="0"/>
+                <w:i w:val="0"/>
+              </w:rPr>
+              <w:t>55</w:t>
+            </w:r>
+          </w:p>
+        </w:tc>
+        <w:tc>
+          <w:tcPr>
+            <w:tcW w:type="dxa" w:w="1306"/>
+          </w:tcPr>
+          <w:p>
+            <w:r/>
+            <w:r>
+              <w:rPr>
+                <w:b w:val="0"/>
+                <w:i w:val="0"/>
+              </w:rPr>
+              <w:t>70</w:t>
+            </w:r>
+          </w:p>
+        </w:tc>
+      </w:tr>
+      <w:tr>
+        <w:tc>
+          <w:tcPr>
+            <w:tcW w:type="dxa" w:w="5009"/>
+          </w:tcPr>
+          <w:p>
+            <w:r/>
+            <w:r>
+              <w:rPr>
+                <w:b w:val="0"/>
+                <w:i w:val="0"/>
+              </w:rPr>
+              <w:t>Mid nhúng</w:t>
+            </w:r>
+          </w:p>
+        </w:tc>
+        <w:tc>
+          <w:tcPr>
+            <w:tcW w:type="dxa" w:w="1451"/>
+          </w:tcPr>
+          <w:p>
+            <w:r/>
+            <w:r>
+              <w:rPr>
+                <w:b w:val="0"/>
+                <w:i w:val="0"/>
+              </w:rPr>
+              <w:t>20</w:t>
+            </w:r>
+          </w:p>
+        </w:tc>
+        <w:tc>
+          <w:tcPr>
+            <w:tcW w:type="dxa" w:w="1451"/>
+          </w:tcPr>
+          <w:p>
+            <w:r/>
+            <w:r>
+              <w:rPr>
+                <w:b w:val="0"/>
+                <w:i w:val="0"/>
+              </w:rPr>
+              <w:t>27</w:t>
+            </w:r>
+          </w:p>
+        </w:tc>
+        <w:tc>
+          <w:tcPr>
+            <w:tcW w:type="dxa" w:w="1306"/>
+          </w:tcPr>
+          <w:p>
+            <w:r/>
+            <w:r>
+              <w:rPr>
+                <w:b w:val="0"/>
+                <w:i w:val="0"/>
+              </w:rPr>
+              <w:t>35</w:t>
+            </w:r>
+          </w:p>
+        </w:tc>
+      </w:tr>
+      <w:tr>
+        <w:tc>
+          <w:tcPr>
+            <w:tcW w:type="dxa" w:w="5009"/>
+          </w:tcPr>
+          <w:p>
+            <w:r/>
+            <w:r>
+              <w:rPr>
+                <w:b w:val="0"/>
+                <w:i w:val="0"/>
+              </w:rPr>
+              <w:t>QA nhúng</w:t>
+            </w:r>
+          </w:p>
+        </w:tc>
+        <w:tc>
+          <w:tcPr>
+            <w:tcW w:type="dxa" w:w="1451"/>
+          </w:tcPr>
+          <w:p>
+            <w:r/>
+            <w:r>
+              <w:rPr>
+                <w:b w:val="0"/>
+                <w:i w:val="0"/>
+              </w:rPr>
+              <w:t>15</w:t>
+            </w:r>
+          </w:p>
+        </w:tc>
+        <w:tc>
+          <w:tcPr>
+            <w:tcW w:type="dxa" w:w="1451"/>
+          </w:tcPr>
+          <w:p>
+            <w:r/>
+            <w:r>
+              <w:rPr>
+                <w:b w:val="0"/>
+                <w:i w:val="0"/>
+              </w:rPr>
+              <w:t>20</w:t>
+            </w:r>
+          </w:p>
+        </w:tc>
+        <w:tc>
+          <w:tcPr>
+            <w:tcW w:type="dxa" w:w="1306"/>
+          </w:tcPr>
+          <w:p>
+            <w:r/>
+            <w:r>
+              <w:rPr>
+                <w:b w:val="0"/>
+                <w:i w:val="0"/>
+              </w:rPr>
+              <w:t>25</w:t>
+            </w:r>
+          </w:p>
+        </w:tc>
+      </w:tr>
+    </w:tbl>
+    <w:p/>
+    <w:tbl>
+      <w:tblPr>
+        <w:tblStyle w:val="LightGrid-Accent1"/>
+        <w:tblW w:type="auto" w:w="0"/>
+        <w:tblLayout w:type="fixed"/>
+        <w:tblLook w:firstColumn="1" w:firstRow="1" w:lastColumn="0" w:lastRow="0" w:noHBand="0" w:noVBand="1" w:val="04A0"/>
+      </w:tblPr>
+      <w:tblGrid>
+        <w:gridCol w:w="1199"/>
+        <w:gridCol w:w="3093"/>
+        <w:gridCol w:w="2399"/>
+        <w:gridCol w:w="2525"/>
+      </w:tblGrid>
+      <w:tr>
+        <w:tc>
+          <w:tcPr>
+            <w:tcW w:type="dxa" w:w="1199"/>
+          </w:tcPr>
+          <w:p>
+            <w:r>
+              <w:rPr>
+                <w:b/>
+              </w:rPr>
+            </w:r>
+            <w:r>
+              <w:rPr>
+                <w:b/>
+                <w:i w:val="0"/>
+              </w:rPr>
+              <w:t>Kịch bản</w:t>
+            </w:r>
+          </w:p>
+        </w:tc>
+        <w:tc>
+          <w:tcPr>
+            <w:tcW w:type="dxa" w:w="3093"/>
+          </w:tcPr>
+          <w:p>
+            <w:r>
+              <w:rPr>
+                <w:b/>
+              </w:rPr>
+            </w:r>
+            <w:r>
+              <w:rPr>
+                <w:b/>
+                <w:i w:val="0"/>
+              </w:rPr>
+              <w:t>Chi phí phát triển</w:t>
+            </w:r>
+          </w:p>
+        </w:tc>
+        <w:tc>
+          <w:tcPr>
+            <w:tcW w:type="dxa" w:w="2399"/>
+          </w:tcPr>
+          <w:p>
+            <w:r>
+              <w:rPr>
+                <w:b/>
+              </w:rPr>
+            </w:r>
+            <w:r>
+              <w:rPr>
+                <w:b/>
+                <w:i w:val="0"/>
+              </w:rPr>
+              <w:t>Kèm PM</w:t>
+            </w:r>
+          </w:p>
+        </w:tc>
+        <w:tc>
+          <w:tcPr>
+            <w:tcW w:type="dxa" w:w="2525"/>
+          </w:tcPr>
+          <w:p>
+            <w:r>
+              <w:rPr>
+                <w:b/>
+              </w:rPr>
+            </w:r>
+            <w:r>
+              <w:rPr>
+                <w:b/>
+                <w:i w:val="0"/>
+              </w:rPr>
+              <w:t>Quy đổi</w:t>
+            </w:r>
+          </w:p>
+        </w:tc>
+      </w:tr>
+      <w:tr>
+        <w:tc>
+          <w:tcPr>
+            <w:tcW w:type="dxa" w:w="1199"/>
+          </w:tcPr>
+          <w:p>
+            <w:r/>
+            <w:r>
+              <w:rPr>
+                <w:b w:val="0"/>
+                <w:i w:val="0"/>
+              </w:rPr>
+              <w:t>Thấp</w:t>
+            </w:r>
+          </w:p>
+        </w:tc>
+        <w:tc>
+          <w:tcPr>
+            <w:tcW w:type="dxa" w:w="3093"/>
+          </w:tcPr>
+          <w:p>
+            <w:r/>
+            <w:r>
+              <w:rPr>
+                <w:b w:val="0"/>
+                <w:i w:val="0"/>
+              </w:rPr>
+              <w:t>66,1 triệu</w:t>
+            </w:r>
+          </w:p>
+        </w:tc>
+        <w:tc>
+          <w:tcPr>
+            <w:tcW w:type="dxa" w:w="2399"/>
+          </w:tcPr>
+          <w:p>
+            <w:r/>
+            <w:r>
+              <w:rPr>
+                <w:b w:val="0"/>
+                <w:i w:val="0"/>
+              </w:rPr>
+              <w:t>≈ 82 triệu</w:t>
+            </w:r>
+          </w:p>
+        </w:tc>
+        <w:tc>
+          <w:tcPr>
+            <w:tcW w:type="dxa" w:w="2525"/>
+          </w:tcPr>
+          <w:p>
+            <w:r/>
+            <w:r>
+              <w:rPr>
+                <w:b w:val="0"/>
+                <w:i w:val="0"/>
+              </w:rPr>
+              <w:t>≈ 3 300 USD</w:t>
+            </w:r>
+          </w:p>
+        </w:tc>
+      </w:tr>
+      <w:tr>
+        <w:tc>
+          <w:tcPr>
+            <w:tcW w:type="dxa" w:w="1199"/>
+          </w:tcPr>
+          <w:p>
+            <w:r/>
+            <w:r>
+              <w:rPr>
+                <w:b/>
+                <w:i w:val="0"/>
+              </w:rPr>
+              <w:t>Giữa</w:t>
+            </w:r>
+          </w:p>
+        </w:tc>
+        <w:tc>
+          <w:tcPr>
+            <w:tcW w:type="dxa" w:w="3093"/>
+          </w:tcPr>
+          <w:p>
+            <w:r/>
+            <w:r>
+              <w:rPr>
+                <w:b/>
+                <w:i w:val="0"/>
+              </w:rPr>
+              <w:t>90,4 triệu</w:t>
+            </w:r>
+          </w:p>
+        </w:tc>
+        <w:tc>
+          <w:tcPr>
+            <w:tcW w:type="dxa" w:w="2399"/>
+          </w:tcPr>
+          <w:p>
+            <w:r/>
+            <w:r>
+              <w:rPr>
+                <w:b/>
+                <w:i w:val="0"/>
+              </w:rPr>
+              <w:t>≈ 111 triệu</w:t>
+            </w:r>
+          </w:p>
+        </w:tc>
+        <w:tc>
+          <w:tcPr>
+            <w:tcW w:type="dxa" w:w="2525"/>
+          </w:tcPr>
+          <w:p>
+            <w:r/>
+            <w:r>
+              <w:rPr>
+                <w:b/>
+                <w:i w:val="0"/>
+              </w:rPr>
+              <w:t>≈ 4 450 USD</w:t>
+            </w:r>
+          </w:p>
+        </w:tc>
+      </w:tr>
+      <w:tr>
+        <w:tc>
+          <w:tcPr>
+            <w:tcW w:type="dxa" w:w="1199"/>
+          </w:tcPr>
+          <w:p>
+            <w:r/>
+            <w:r>
+              <w:rPr>
+                <w:b w:val="0"/>
+                <w:i w:val="0"/>
+              </w:rPr>
+              <w:t>Cao</w:t>
+            </w:r>
+          </w:p>
+        </w:tc>
+        <w:tc>
+          <w:tcPr>
+            <w:tcW w:type="dxa" w:w="3093"/>
+          </w:tcPr>
+          <w:p>
+            <w:r/>
+            <w:r>
+              <w:rPr>
+                <w:b w:val="0"/>
+                <w:i w:val="0"/>
+              </w:rPr>
+              <w:t>115,4 triệu</w:t>
+            </w:r>
+          </w:p>
+        </w:tc>
+        <w:tc>
+          <w:tcPr>
+            <w:tcW w:type="dxa" w:w="2399"/>
+          </w:tcPr>
+          <w:p>
+            <w:r/>
+            <w:r>
+              <w:rPr>
+                <w:b w:val="0"/>
+                <w:i w:val="0"/>
+              </w:rPr>
+              <w:t>≈ 142 triệu</w:t>
+            </w:r>
+          </w:p>
+        </w:tc>
+        <w:tc>
+          <w:tcPr>
+            <w:tcW w:type="dxa" w:w="2525"/>
+          </w:tcPr>
+          <w:p>
+            <w:r/>
+            <w:r>
+              <w:rPr>
+                <w:b w:val="0"/>
+                <w:i w:val="0"/>
+              </w:rPr>
+              <w:t>≈ 5 700 USD</w:t>
+            </w:r>
+          </w:p>
+        </w:tc>
+      </w:tr>
+    </w:tbl>
+    <w:p/>
+    <w:p>
+      <w:pPr>
+        <w:pStyle w:val="Heading3"/>
+      </w:pPr>
+      <w:r>
+        <w:t>5.6. Đối chiếu bằng COCOMO — và vì sao nó lệch</w:t>
+      </w:r>
+    </w:p>
+    <w:p>
+      <w:r>
+        <w:rPr>
+          <w:b w:val="0"/>
+          <w:i w:val="0"/>
+        </w:rPr>
+        <w:t xml:space="preserve">Kiểm chéo bằng COCOMO cơ bản trên </w:t>
+      </w:r>
+      <w:r>
+        <w:rPr>
+          <w:b/>
+          <w:i w:val="0"/>
+        </w:rPr>
+        <w:t>1,029 KSLOC</w:t>
+      </w:r>
+      <w:r>
+        <w:rPr>
+          <w:b w:val="0"/>
+          <w:i w:val="0"/>
+        </w:rPr>
+        <w:t>:</w:t>
+      </w:r>
+    </w:p>
+    <w:tbl>
+      <w:tblPr>
+        <w:tblStyle w:val="LightGrid-Accent1"/>
+        <w:tblW w:type="auto" w:w="0"/>
+        <w:tblLayout w:type="fixed"/>
+        <w:tblLook w:firstColumn="1" w:firstRow="1" w:lastColumn="0" w:lastRow="0" w:noHBand="0" w:noVBand="1" w:val="04A0"/>
+      </w:tblPr>
+      <w:tblGrid>
+        <w:gridCol w:w="2651"/>
+        <w:gridCol w:w="2399"/>
+        <w:gridCol w:w="2146"/>
+        <w:gridCol w:w="2020"/>
+      </w:tblGrid>
+      <w:tr>
+        <w:tc>
+          <w:tcPr>
+            <w:tcW w:type="dxa" w:w="2651"/>
+          </w:tcPr>
+          <w:p>
+            <w:r>
+              <w:rPr>
+                <w:b/>
+              </w:rPr>
+            </w:r>
+            <w:r>
+              <w:rPr>
+                <w:b/>
+                <w:i w:val="0"/>
+              </w:rPr>
+              <w:t>Chế độ</w:t>
+            </w:r>
+          </w:p>
+        </w:tc>
+        <w:tc>
+          <w:tcPr>
+            <w:tcW w:type="dxa" w:w="2399"/>
+          </w:tcPr>
+          <w:p>
+            <w:r>
+              <w:rPr>
+                <w:b/>
+              </w:rPr>
+            </w:r>
+            <w:r>
+              <w:rPr>
+                <w:b/>
+                <w:i w:val="0"/>
+              </w:rPr>
+              <w:t>Người-tháng</w:t>
+            </w:r>
+          </w:p>
+        </w:tc>
+        <w:tc>
+          <w:tcPr>
+            <w:tcW w:type="dxa" w:w="2146"/>
+          </w:tcPr>
+          <w:p>
+            <w:r>
+              <w:rPr>
+                <w:b/>
+              </w:rPr>
+            </w:r>
+            <w:r>
+              <w:rPr>
+                <w:b/>
+                <w:i w:val="0"/>
+              </w:rPr>
+              <w:t>Ngày công</w:t>
+            </w:r>
+          </w:p>
+        </w:tc>
+        <w:tc>
+          <w:tcPr>
+            <w:tcW w:type="dxa" w:w="2020"/>
+          </w:tcPr>
+          <w:p>
+            <w:r>
+              <w:rPr>
+                <w:b/>
+              </w:rPr>
+            </w:r>
+            <w:r>
+              <w:rPr>
+                <w:b/>
+                <w:i w:val="0"/>
+              </w:rPr>
+              <w:t>Tháng lịch</w:t>
+            </w:r>
+          </w:p>
+        </w:tc>
+      </w:tr>
+      <w:tr>
+        <w:tc>
+          <w:tcPr>
+            <w:tcW w:type="dxa" w:w="2651"/>
+          </w:tcPr>
+          <w:p>
+            <w:r/>
+            <w:r>
+              <w:rPr>
+                <w:b w:val="0"/>
+                <w:i w:val="0"/>
+              </w:rPr>
+              <w:t>Organic</w:t>
+            </w:r>
+          </w:p>
+        </w:tc>
+        <w:tc>
+          <w:tcPr>
+            <w:tcW w:type="dxa" w:w="2399"/>
+          </w:tcPr>
+          <w:p>
+            <w:r/>
+            <w:r>
+              <w:rPr>
+                <w:b w:val="0"/>
+                <w:i w:val="0"/>
+              </w:rPr>
+              <w:t>2,47</w:t>
+            </w:r>
+          </w:p>
+        </w:tc>
+        <w:tc>
+          <w:tcPr>
+            <w:tcW w:type="dxa" w:w="2146"/>
+          </w:tcPr>
+          <w:p>
+            <w:r/>
+            <w:r>
+              <w:rPr>
+                <w:b w:val="0"/>
+                <w:i w:val="0"/>
+              </w:rPr>
+              <w:t>51,9</w:t>
+            </w:r>
+          </w:p>
+        </w:tc>
+        <w:tc>
+          <w:tcPr>
+            <w:tcW w:type="dxa" w:w="2020"/>
+          </w:tcPr>
+          <w:p>
+            <w:r/>
+            <w:r>
+              <w:rPr>
+                <w:b w:val="0"/>
+                <w:i w:val="0"/>
+              </w:rPr>
+              <w:t>3,5</w:t>
+            </w:r>
+          </w:p>
+        </w:tc>
+      </w:tr>
+      <w:tr>
+        <w:tc>
+          <w:tcPr>
+            <w:tcW w:type="dxa" w:w="2651"/>
+          </w:tcPr>
+          <w:p>
+            <w:r/>
+            <w:r>
+              <w:rPr>
+                <w:b w:val="0"/>
+                <w:i w:val="0"/>
+              </w:rPr>
+              <w:t>Embedded</w:t>
+            </w:r>
+          </w:p>
+        </w:tc>
+        <w:tc>
+          <w:tcPr>
+            <w:tcW w:type="dxa" w:w="2399"/>
+          </w:tcPr>
+          <w:p>
+            <w:r/>
+            <w:r>
+              <w:rPr>
+                <w:b w:val="0"/>
+                <w:i w:val="0"/>
+              </w:rPr>
+              <w:t>3,73</w:t>
+            </w:r>
+          </w:p>
+        </w:tc>
+        <w:tc>
+          <w:tcPr>
+            <w:tcW w:type="dxa" w:w="2146"/>
+          </w:tcPr>
+          <w:p>
+            <w:r/>
+            <w:r>
+              <w:rPr>
+                <w:b w:val="0"/>
+                <w:i w:val="0"/>
+              </w:rPr>
+              <w:t>78,2</w:t>
+            </w:r>
+          </w:p>
+        </w:tc>
+        <w:tc>
+          <w:tcPr>
+            <w:tcW w:type="dxa" w:w="2020"/>
+          </w:tcPr>
+          <w:p>
+            <w:r/>
+            <w:r>
+              <w:rPr>
+                <w:b w:val="0"/>
+                <w:i w:val="0"/>
+              </w:rPr>
+              <w:t>3,8</w:t>
+            </w:r>
+          </w:p>
+        </w:tc>
+      </w:tr>
+    </w:tbl>
+    <w:p/>
+    <w:p>
+      <w:r>
+        <w:rPr>
+          <w:b w:val="0"/>
+          <w:i w:val="0"/>
+        </w:rPr>
+        <w:t xml:space="preserve">COCOMO cho </w:t>
+      </w:r>
+      <w:r>
+        <w:rPr>
+          <w:b/>
+          <w:i w:val="0"/>
+        </w:rPr>
+        <w:t>52 – 78 ngày công</w:t>
+      </w:r>
+      <w:r>
+        <w:rPr>
+          <w:b w:val="0"/>
+          <w:i w:val="0"/>
+        </w:rPr>
+        <w:t>, gấp 1,6 – 2,5 lần ước lượng WBS (31,7). Chênh lệch ấy có lý do, và nói ra thì có ích hơn là chọn con số mình thích:</w:t>
+      </w:r>
+    </w:p>
+    <w:p>
+      <w:pPr>
+        <w:pStyle w:val="ListBullet"/>
+        <w:ind w:left="360"/>
+      </w:pPr>
+      <w:r>
+        <w:rPr>
+          <w:b w:val="0"/>
+          <w:i w:val="0"/>
+        </w:rPr>
+        <w:t xml:space="preserve">COCOMO tính </w:t>
+      </w:r>
+      <w:r>
+        <w:rPr>
+          <w:b/>
+          <w:i w:val="0"/>
+        </w:rPr>
+        <w:t>trọn vòng đời công nghiệp</w:t>
+      </w:r>
+      <w:r>
+        <w:rPr>
+          <w:b w:val="0"/>
+          <w:i w:val="0"/>
+        </w:rPr>
+        <w:t>: đặc tả chính thức, rà soát chéo, kiểm thử hệ thống, tài liệu bàn giao, bảo trì ban đầu. Ở đây phần lớn những thứ ấy không có trong phạm vi.</w:t>
+      </w:r>
+    </w:p>
+    <w:p>
+      <w:pPr>
+        <w:pStyle w:val="ListBullet"/>
+        <w:ind w:left="360"/>
+      </w:pPr>
+      <w:r>
+        <w:rPr>
+          <w:b w:val="0"/>
+          <w:i w:val="0"/>
+        </w:rPr>
+        <w:t xml:space="preserve">Nó được hiệu chuẩn trên </w:t>
+      </w:r>
+      <w:r>
+        <w:rPr>
+          <w:b/>
+          <w:i w:val="0"/>
+        </w:rPr>
+        <w:t>dự án lớn</w:t>
+      </w:r>
+      <w:r>
+        <w:rPr>
+          <w:b w:val="0"/>
+          <w:i w:val="0"/>
+        </w:rPr>
+        <w:t xml:space="preserve">, và được biết là </w:t>
+      </w:r>
+      <w:r>
+        <w:rPr>
+          <w:b/>
+          <w:i w:val="0"/>
+        </w:rPr>
+        <w:t>ước lượng thừa cho dự án rất nhỏ</w:t>
+      </w:r>
+      <w:r>
+        <w:rPr>
+          <w:b w:val="0"/>
+          <w:i w:val="0"/>
+        </w:rPr>
+        <w:t xml:space="preserve"> — dưới 2 KSLOC thì hệ số cố định lấn át.</w:t>
+      </w:r>
+    </w:p>
+    <w:p>
+      <w:pPr>
+        <w:pStyle w:val="ListBullet"/>
+        <w:ind w:left="360"/>
+      </w:pPr>
+      <w:r>
+        <w:rPr>
+          <w:b w:val="0"/>
+          <w:i w:val="0"/>
+        </w:rPr>
+        <w:t xml:space="preserve">Phạm vi này </w:t>
+      </w:r>
+      <w:r>
+        <w:rPr>
+          <w:b/>
+          <w:i w:val="0"/>
+        </w:rPr>
+        <w:t>dùng lại driver có sẵn</w:t>
+      </w:r>
+      <w:r>
+        <w:rPr>
+          <w:b w:val="0"/>
+          <w:i w:val="0"/>
+        </w:rPr>
+        <w:t>; COCOMO tính theo dòng mã giao ra mà không trừ phần tái sử dụng.</w:t>
+      </w:r>
+    </w:p>
+    <w:p>
+      <w:r>
+        <w:rPr>
+          <w:b w:val="0"/>
+          <w:i w:val="0"/>
+        </w:rPr>
+        <w:t xml:space="preserve">Nên lấy WBS làm số chính, và đọc COCOMO như </w:t>
+      </w:r>
+      <w:r>
+        <w:rPr>
+          <w:b/>
+          <w:i w:val="0"/>
+        </w:rPr>
+        <w:t>cận trên</w:t>
+      </w:r>
+      <w:r>
+        <w:rPr>
+          <w:b w:val="0"/>
+          <w:i w:val="0"/>
+        </w:rPr>
+        <w:t>: nếu đội chưa từng chạm Cortex-M ở mức thanh ghi, con số thật sẽ trôi về phía 50 ngày hơn là 32.</w:t>
+      </w:r>
+    </w:p>
+    <w:p>
+      <w:pPr>
+        <w:pStyle w:val="Heading3"/>
+      </w:pPr>
+      <w:r>
+        <w:t>5.7. Đối chiếu với phiên tác tử</w:t>
+      </w:r>
+    </w:p>
+    <w:tbl>
+      <w:tblPr>
+        <w:tblStyle w:val="LightGrid-Accent1"/>
+        <w:tblW w:type="auto" w:w="0"/>
+        <w:tblLayout w:type="fixed"/>
+        <w:tblLook w:firstColumn="1" w:firstRow="1" w:lastColumn="0" w:lastRow="0" w:noHBand="0" w:noVBand="1" w:val="04A0"/>
+      </w:tblPr>
+      <w:tblGrid>
+        <w:gridCol w:w="1322"/>
+        <w:gridCol w:w="4215"/>
+        <w:gridCol w:w="3679"/>
+      </w:tblGrid>
+      <w:tr>
+        <w:tc>
+          <w:tcPr>
+            <w:tcW w:type="dxa" w:w="1322"/>
+          </w:tcPr>
+          <w:p>
+            <w:r>
+              <w:rPr>
+                <w:b/>
+              </w:rPr>
+            </w:r>
+            <w:r>
+              <w:rPr>
+                <w:b/>
+                <w:i w:val="0"/>
+              </w:rPr>
+            </w:r>
+          </w:p>
+        </w:tc>
+        <w:tc>
+          <w:tcPr>
+            <w:tcW w:type="dxa" w:w="4215"/>
+          </w:tcPr>
+          <w:p>
+            <w:r>
+              <w:rPr>
+                <w:b/>
+              </w:rPr>
+            </w:r>
+            <w:r>
+              <w:rPr>
+                <w:b/>
+                <w:i w:val="0"/>
+              </w:rPr>
+              <w:t>Làm bằng nhân sự (ước lượng)</w:t>
+            </w:r>
+          </w:p>
+        </w:tc>
+        <w:tc>
+          <w:tcPr>
+            <w:tcW w:type="dxa" w:w="3679"/>
+          </w:tcPr>
+          <w:p>
+            <w:r>
+              <w:rPr>
+                <w:b/>
+              </w:rPr>
+            </w:r>
+            <w:r>
+              <w:rPr>
+                <w:b/>
+                <w:i w:val="0"/>
+              </w:rPr>
+              <w:t>Phiên tác tử (đo được)</w:t>
+            </w:r>
+          </w:p>
+        </w:tc>
+      </w:tr>
+      <w:tr>
+        <w:tc>
+          <w:tcPr>
+            <w:tcW w:type="dxa" w:w="1322"/>
+          </w:tcPr>
+          <w:p>
+            <w:r/>
+            <w:r>
+              <w:rPr>
+                <w:b w:val="0"/>
+                <w:i w:val="0"/>
+              </w:rPr>
+              <w:t>Thời gian lịch</w:t>
+            </w:r>
+          </w:p>
+        </w:tc>
+        <w:tc>
+          <w:tcPr>
+            <w:tcW w:type="dxa" w:w="4215"/>
+          </w:tcPr>
+          <w:p>
+            <w:r/>
+            <w:r>
+              <w:rPr>
+                <w:b/>
+                <w:i w:val="0"/>
+              </w:rPr>
+              <w:t>4 – 5 tuần</w:t>
+            </w:r>
+          </w:p>
+        </w:tc>
+        <w:tc>
+          <w:tcPr>
+            <w:tcW w:type="dxa" w:w="3679"/>
+          </w:tcPr>
+          <w:p>
+            <w:r/>
+            <w:r>
+              <w:rPr>
+                <w:b/>
+                <w:i w:val="0"/>
+              </w:rPr>
+              <w:t>81,2 phút</w:t>
+            </w:r>
+          </w:p>
+        </w:tc>
+      </w:tr>
+      <w:tr>
+        <w:tc>
+          <w:tcPr>
+            <w:tcW w:type="dxa" w:w="1322"/>
+          </w:tcPr>
+          <w:p>
+            <w:r/>
+            <w:r>
+              <w:rPr>
+                <w:b w:val="0"/>
+                <w:i w:val="0"/>
+              </w:rPr>
+              <w:t>Công sức</w:t>
+            </w:r>
+          </w:p>
+        </w:tc>
+        <w:tc>
+          <w:tcPr>
+            <w:tcW w:type="dxa" w:w="4215"/>
+          </w:tcPr>
+          <w:p>
+            <w:r/>
+            <w:r>
+              <w:rPr>
+                <w:b/>
+                <w:i w:val="0"/>
+              </w:rPr>
+              <w:t>31,7 ngày công</w:t>
+            </w:r>
+            <w:r>
+              <w:rPr>
+                <w:b w:val="0"/>
+                <w:i w:val="0"/>
+              </w:rPr>
+              <w:t xml:space="preserve"> (±5)</w:t>
+            </w:r>
+          </w:p>
+        </w:tc>
+        <w:tc>
+          <w:tcPr>
+            <w:tcW w:type="dxa" w:w="3679"/>
+          </w:tcPr>
+          <w:p>
+            <w:r/>
+            <w:r>
+              <w:rPr>
+                <w:b w:val="0"/>
+                <w:i w:val="0"/>
+              </w:rPr>
+              <w:t>46 lượt trao đổi của một người</w:t>
+            </w:r>
+          </w:p>
+        </w:tc>
+      </w:tr>
+      <w:tr>
+        <w:tc>
+          <w:tcPr>
+            <w:tcW w:type="dxa" w:w="1322"/>
+          </w:tcPr>
+          <w:p>
+            <w:r/>
+            <w:r>
+              <w:rPr>
+                <w:b w:val="0"/>
+                <w:i w:val="0"/>
+              </w:rPr>
+              <w:t>Chi phí</w:t>
+            </w:r>
+          </w:p>
+        </w:tc>
+        <w:tc>
+          <w:tcPr>
+            <w:tcW w:type="dxa" w:w="4215"/>
+          </w:tcPr>
+          <w:p>
+            <w:r/>
+            <w:r>
+              <w:rPr>
+                <w:b/>
+                <w:i w:val="0"/>
+              </w:rPr>
+              <w:t>≈ 111 triệu đồng</w:t>
+            </w:r>
+            <w:r>
+              <w:rPr>
+                <w:b w:val="0"/>
+                <w:i w:val="0"/>
+              </w:rPr>
+              <w:t xml:space="preserve"> (mức giữa, kèm PM)</w:t>
+            </w:r>
+          </w:p>
+        </w:tc>
+        <w:tc>
+          <w:tcPr>
+            <w:tcW w:type="dxa" w:w="3679"/>
+          </w:tcPr>
+          <w:p>
+            <w:r/>
+            <w:r>
+              <w:rPr>
+                <w:b/>
+                <w:i w:val="0"/>
+              </w:rPr>
+              <w:t>≈ 34 000 đồng</w:t>
+            </w:r>
+            <w:r>
+              <w:rPr>
+                <w:b w:val="0"/>
+                <w:i w:val="0"/>
+              </w:rPr>
+              <w:t xml:space="preserve"> tiền mô hình</w:t>
+            </w:r>
+          </w:p>
+        </w:tc>
+      </w:tr>
+      <w:tr>
+        <w:tc>
+          <w:tcPr>
+            <w:tcW w:type="dxa" w:w="1322"/>
+          </w:tcPr>
+          <w:p>
+            <w:r/>
+            <w:r>
+              <w:rPr>
+                <w:b w:val="0"/>
+                <w:i w:val="0"/>
+              </w:rPr>
+              <w:t>Đội hình</w:t>
+            </w:r>
+          </w:p>
+        </w:tc>
+        <w:tc>
+          <w:tcPr>
+            <w:tcW w:type="dxa" w:w="4215"/>
+          </w:tcPr>
+          <w:p>
+            <w:r/>
+            <w:r>
+              <w:rPr>
+                <w:b w:val="0"/>
+                <w:i w:val="0"/>
+              </w:rPr>
+              <w:t>1 Senior + 1 Mid + QA + PM</w:t>
+            </w:r>
+          </w:p>
+        </w:tc>
+        <w:tc>
+          <w:tcPr>
+            <w:tcW w:type="dxa" w:w="3679"/>
+          </w:tcPr>
+          <w:p>
+            <w:r/>
+            <w:r>
+              <w:rPr>
+                <w:b w:val="0"/>
+                <w:i w:val="0"/>
+              </w:rPr>
+              <w:t>1 người + tác tử</w:t>
+            </w:r>
+          </w:p>
+        </w:tc>
+      </w:tr>
+    </w:tbl>
+    <w:p/>
+    <w:p>
+      <w:r>
+        <w:rPr>
+          <w:b w:val="0"/>
+          <w:i w:val="0"/>
+        </w:rPr>
+        <w:t>Ba điều cần nói thẳng để bảng trên không bị đọc quá tay:</w:t>
+      </w:r>
+    </w:p>
+    <w:p>
+      <w:pPr>
+        <w:pStyle w:val="ListNumber"/>
+        <w:ind w:left="360"/>
+      </w:pPr>
+      <w:r>
+        <w:rPr>
+          <w:b/>
+          <w:i w:val="0"/>
+        </w:rPr>
+        <w:t>Chưa phải cùng một sản phẩm.</w:t>
+      </w:r>
+      <w:r>
+        <w:rPr>
+          <w:b w:val="0"/>
+          <w:i w:val="0"/>
+        </w:rPr>
+        <w:t xml:space="preserve"> Nhân RTOS trong phiên này chạy đúng trên bo, nhưng chưa qua thử nghiệm dài hạn, chưa đo độ trễ chuyển tác vụ bằng máy, chưa có bộ kiểm tự động chạy trên phần cứng. Một đội người ở mức 31,7 ngày công thường giao kèm những thứ đó.</w:t>
+      </w:r>
+    </w:p>
+    <w:p>
+      <w:pPr>
+        <w:pStyle w:val="ListNumber"/>
+        <w:ind w:left="360"/>
+      </w:pPr>
+      <w:r>
+        <w:rPr>
+          <w:b/>
+          <w:i w:val="0"/>
+        </w:rPr>
+        <w:t>Người vẫn nằm trên đường găng.</w:t>
+      </w:r>
+      <w:r>
+        <w:rPr>
+          <w:b w:val="0"/>
+          <w:i w:val="0"/>
+        </w:rPr>
+        <w:t xml:space="preserve"> 46 lượt trao đổi, và ba lỗi phần cứng đều bắt đầu từ việc </w:t>
+      </w:r>
+      <w:r>
+        <w:rPr>
+          <w:b/>
+          <w:i w:val="0"/>
+        </w:rPr>
+        <w:t>một người nhìn vào bo</w:t>
+      </w:r>
+      <w:r>
+        <w:rPr>
+          <w:b w:val="0"/>
+          <w:i w:val="0"/>
+        </w:rPr>
+        <w:t xml:space="preserve"> rồi mô tả triệu chứng. Bỏ người ra thì phiên này không kết thúc được.</w:t>
+      </w:r>
+    </w:p>
+    <w:p>
+      <w:pPr>
+        <w:pStyle w:val="ListNumber"/>
+        <w:ind w:left="360"/>
+      </w:pPr>
+      <w:r>
+        <w:rPr>
+          <w:b/>
+          <w:i w:val="0"/>
+        </w:rPr>
+        <w:t>Chi phí mô hình không phải toàn bộ chi phí.</w:t>
+      </w:r>
+      <w:r>
+        <w:rPr>
+          <w:b w:val="0"/>
+          <w:i w:val="0"/>
+        </w:rPr>
+        <w:t xml:space="preserve"> Chưa tính công của người ngồi cùng (81 phút), giấy phép công cụ, và thời gian dựng môi trường.</w:t>
+      </w:r>
+    </w:p>
+    <w:p>
+      <w:r>
+        <w:rPr>
+          <w:b w:val="0"/>
+          <w:i w:val="0"/>
+        </w:rPr>
+        <w:t xml:space="preserve">Cách đọc đúng bảng này: tác tử </w:t>
+      </w:r>
+      <w:r>
+        <w:rPr>
+          <w:b/>
+          <w:i w:val="0"/>
+        </w:rPr>
+        <w:t>không thay thế</w:t>
+      </w:r>
+      <w:r>
+        <w:rPr>
+          <w:b w:val="0"/>
+          <w:i w:val="0"/>
+        </w:rPr>
+        <w:t xml:space="preserve"> 31,7 ngày công, nó </w:t>
+      </w:r>
+      <w:r>
+        <w:rPr>
+          <w:b/>
+          <w:i w:val="0"/>
+        </w:rPr>
+        <w:t>nén</w:t>
+      </w:r>
+      <w:r>
+        <w:rPr>
+          <w:b w:val="0"/>
+          <w:i w:val="0"/>
+        </w:rPr>
+        <w:t xml:space="preserve"> phần lớn trong số đó xuống còn thời gian một người đọc và quyết.</w:t>
       </w:r>
     </w:p>
     <w:p>
@@ -4149,7 +7506,7 @@
         <w:pStyle w:val="Heading2"/>
       </w:pPr>
       <w:r>
-        <w:t>5. Kết luận</w:t>
+        <w:t>6. Kết luận</w:t>
       </w:r>
     </w:p>
     <w:p>

--- a/docs/rtos-tu-viet/bao-cao/BAO-CAO-RTOS.docx
+++ b/docs/rtos-tu-viet/bao-cao/BAO-CAO-RTOS.docx
@@ -2438,13 +2438,13 @@
         <w:tblLook w:firstColumn="1" w:firstRow="1" w:lastColumn="0" w:lastRow="0" w:noHBand="0" w:noVBand="1" w:val="04A0"/>
       </w:tblPr>
       <w:tblGrid>
-        <w:gridCol w:w="4910"/>
-        <w:gridCol w:w="4306"/>
+        <w:gridCol w:w="3562"/>
+        <w:gridCol w:w="5654"/>
       </w:tblGrid>
       <w:tr>
         <w:tc>
           <w:tcPr>
-            <w:tcW w:type="dxa" w:w="4910"/>
+            <w:tcW w:type="dxa" w:w="3562"/>
           </w:tcPr>
           <w:p>
             <w:r>
@@ -2463,7 +2463,7 @@
         </w:tc>
         <w:tc>
           <w:tcPr>
-            <w:tcW w:type="dxa" w:w="4306"/>
+            <w:tcW w:type="dxa" w:w="5654"/>
           </w:tcPr>
           <w:p>
             <w:r>
@@ -2484,7 +2484,7 @@
       <w:tr>
         <w:tc>
           <w:tcPr>
-            <w:tcW w:type="dxa" w:w="4910"/>
+            <w:tcW w:type="dxa" w:w="3562"/>
           </w:tcPr>
           <w:p>
             <w:r/>
@@ -2499,7 +2499,7 @@
         </w:tc>
         <w:tc>
           <w:tcPr>
-            <w:tcW w:type="dxa" w:w="4306"/>
+            <w:tcW w:type="dxa" w:w="5654"/>
           </w:tcPr>
           <w:p>
             <w:r/>
@@ -2508,7 +2508,21 @@
                 <w:b w:val="0"/>
                 <w:i w:val="0"/>
               </w:rPr>
-              <w:t>46</w:t>
+              <w:t xml:space="preserve">46 — trong đó </w:t>
+            </w:r>
+            <w:r>
+              <w:rPr>
+                <w:b/>
+                <w:i w:val="0"/>
+              </w:rPr>
+              <w:t>21 lần anh gõ</w:t>
+            </w:r>
+            <w:r>
+              <w:rPr>
+                <w:b w:val="0"/>
+                <w:i w:val="0"/>
+              </w:rPr>
+              <w:t>, 9 lần quyết cổng duyệt, 15 lần xem, 1 lần chọn phương án</w:t>
             </w:r>
           </w:p>
         </w:tc>
@@ -2516,7 +2530,7 @@
       <w:tr>
         <w:tc>
           <w:tcPr>
-            <w:tcW w:type="dxa" w:w="4910"/>
+            <w:tcW w:type="dxa" w:w="3562"/>
           </w:tcPr>
           <w:p>
             <w:r/>
@@ -2531,7 +2545,7 @@
         </w:tc>
         <w:tc>
           <w:tcPr>
-            <w:tcW w:type="dxa" w:w="4306"/>
+            <w:tcW w:type="dxa" w:w="5654"/>
           </w:tcPr>
           <w:p>
             <w:r/>
@@ -2548,7 +2562,7 @@
       <w:tr>
         <w:tc>
           <w:tcPr>
-            <w:tcW w:type="dxa" w:w="4910"/>
+            <w:tcW w:type="dxa" w:w="3562"/>
           </w:tcPr>
           <w:p>
             <w:r/>
@@ -2563,7 +2577,7 @@
         </w:tc>
         <w:tc>
           <w:tcPr>
-            <w:tcW w:type="dxa" w:w="4306"/>
+            <w:tcW w:type="dxa" w:w="5654"/>
           </w:tcPr>
           <w:p>
             <w:r/>
@@ -2637,7 +2651,7 @@
       <w:tr>
         <w:tc>
           <w:tcPr>
-            <w:tcW w:type="dxa" w:w="4910"/>
+            <w:tcW w:type="dxa" w:w="3562"/>
           </w:tcPr>
           <w:p>
             <w:r/>
@@ -2652,7 +2666,7 @@
         </w:tc>
         <w:tc>
           <w:tcPr>
-            <w:tcW w:type="dxa" w:w="4306"/>
+            <w:tcW w:type="dxa" w:w="5654"/>
           </w:tcPr>
           <w:p>
             <w:r/>
@@ -2669,7 +2683,7 @@
       <w:tr>
         <w:tc>
           <w:tcPr>
-            <w:tcW w:type="dxa" w:w="4910"/>
+            <w:tcW w:type="dxa" w:w="3562"/>
           </w:tcPr>
           <w:p>
             <w:r/>
@@ -2684,7 +2698,7 @@
         </w:tc>
         <w:tc>
           <w:tcPr>
-            <w:tcW w:type="dxa" w:w="4306"/>
+            <w:tcW w:type="dxa" w:w="5654"/>
           </w:tcPr>
           <w:p>
             <w:r/>
@@ -2701,7 +2715,7 @@
       <w:tr>
         <w:tc>
           <w:tcPr>
-            <w:tcW w:type="dxa" w:w="4910"/>
+            <w:tcW w:type="dxa" w:w="3562"/>
           </w:tcPr>
           <w:p>
             <w:r/>
@@ -2716,7 +2730,7 @@
         </w:tc>
         <w:tc>
           <w:tcPr>
-            <w:tcW w:type="dxa" w:w="4306"/>
+            <w:tcW w:type="dxa" w:w="5654"/>
           </w:tcPr>
           <w:p>
             <w:r/>
@@ -2725,7 +2739,7 @@
                 <w:b w:val="0"/>
                 <w:i w:val="0"/>
               </w:rPr>
-              <w:t>3 915</w:t>
+              <w:t>3 915 — trong đó 311 lời gọi mô hình ở vòng chính</w:t>
             </w:r>
           </w:p>
         </w:tc>
@@ -2733,7 +2747,7 @@
       <w:tr>
         <w:tc>
           <w:tcPr>
-            <w:tcW w:type="dxa" w:w="4910"/>
+            <w:tcW w:type="dxa" w:w="3562"/>
           </w:tcPr>
           <w:p>
             <w:r/>
@@ -2742,13 +2756,13 @@
                 <w:b w:val="0"/>
                 <w:i w:val="0"/>
               </w:rPr>
-              <w:t>Mã nhân viết ra</w:t>
+              <w:t>Lời gọi mô hình ghi được nguyên văn</w:t>
             </w:r>
           </w:p>
         </w:tc>
         <w:tc>
           <w:tcPr>
-            <w:tcW w:type="dxa" w:w="4306"/>
+            <w:tcW w:type="dxa" w:w="5654"/>
           </w:tcPr>
           <w:p>
             <w:r/>
@@ -2757,7 +2771,21 @@
                 <w:b/>
                 <w:i w:val="0"/>
               </w:rPr>
-              <w:t>1 029 dòng</w:t>
+              <w:t>351</w:t>
+            </w:r>
+            <w:r>
+              <w:rPr>
+                <w:b w:val="0"/>
+                <w:i w:val="0"/>
+              </w:rPr>
+              <w:t xml:space="preserve"> = 307 vòng chính + </w:t>
+            </w:r>
+            <w:r>
+              <w:rPr>
+                <w:b/>
+                <w:i w:val="0"/>
+              </w:rPr>
+              <w:t>44 của tác tử con</w:t>
             </w:r>
           </w:p>
         </w:tc>
@@ -2765,7 +2793,7 @@
       <w:tr>
         <w:tc>
           <w:tcPr>
-            <w:tcW w:type="dxa" w:w="4910"/>
+            <w:tcW w:type="dxa" w:w="3562"/>
           </w:tcPr>
           <w:p>
             <w:r/>
@@ -2774,13 +2802,13 @@
                 <w:b w:val="0"/>
                 <w:i w:val="0"/>
               </w:rPr>
-              <w:t>Flash chiếm</w:t>
+              <w:t>Mã tác tử viết ra</w:t>
             </w:r>
           </w:p>
         </w:tc>
         <w:tc>
           <w:tcPr>
-            <w:tcW w:type="dxa" w:w="4306"/>
+            <w:tcW w:type="dxa" w:w="5654"/>
           </w:tcPr>
           <w:p>
             <w:r/>
@@ -2789,14 +2817,220 @@
                 <w:b/>
                 <w:i w:val="0"/>
               </w:rPr>
-              <w:t>259 488 B</w:t>
+              <w:t>1 029 dòng</w:t>
             </w:r>
             <w:r>
               <w:rPr>
                 <w:b w:val="0"/>
                 <w:i w:val="0"/>
               </w:rPr>
-              <w:t xml:space="preserve"> (bản FreeRTOS: ~263 KB)</w:t>
+              <w:t xml:space="preserve"> = nhân 689 + ứng dụng </w:t>
+            </w:r>
+            <w:r>
+              <w:rPr>
+                <w:rFonts w:ascii="Menlo" w:hAnsi="Menlo"/>
+                <w:b w:val="0"/>
+                <w:i w:val="0"/>
+                <w:sz w:val="19"/>
+              </w:rPr>
+              <w:t>main.c</w:t>
+            </w:r>
+            <w:r>
+              <w:rPr>
+                <w:b w:val="0"/>
+                <w:i w:val="0"/>
+              </w:rPr>
+              <w:t xml:space="preserve"> 340</w:t>
+            </w:r>
+          </w:p>
+        </w:tc>
+      </w:tr>
+      <w:tr>
+        <w:tc>
+          <w:tcPr>
+            <w:tcW w:type="dxa" w:w="3562"/>
+          </w:tcPr>
+          <w:p>
+            <w:r/>
+            <w:r>
+              <w:rPr>
+                <w:b w:val="0"/>
+                <w:i w:val="0"/>
+              </w:rPr>
+              <w:t>Mã dùng lại không sửa</w:t>
+            </w:r>
+          </w:p>
+        </w:tc>
+        <w:tc>
+          <w:tcPr>
+            <w:tcW w:type="dxa" w:w="5654"/>
+          </w:tcPr>
+          <w:p>
+            <w:r/>
+            <w:r>
+              <w:rPr>
+                <w:b w:val="0"/>
+                <w:i w:val="0"/>
+              </w:rPr>
+              <w:t>757 dòng driver (</w:t>
+            </w:r>
+            <w:r>
+              <w:rPr>
+                <w:rFonts w:ascii="Menlo" w:hAnsi="Menlo"/>
+                <w:b w:val="0"/>
+                <w:i w:val="0"/>
+                <w:sz w:val="19"/>
+              </w:rPr>
+              <w:t>ui.c</w:t>
+            </w:r>
+            <w:r>
+              <w:rPr>
+                <w:b w:val="0"/>
+                <w:i w:val="0"/>
+              </w:rPr>
+              <w:t xml:space="preserve"> · </w:t>
+            </w:r>
+            <w:r>
+              <w:rPr>
+                <w:rFonts w:ascii="Menlo" w:hAnsi="Menlo"/>
+                <w:b w:val="0"/>
+                <w:i w:val="0"/>
+                <w:sz w:val="19"/>
+              </w:rPr>
+              <w:t>touch.c</w:t>
+            </w:r>
+            <w:r>
+              <w:rPr>
+                <w:b w:val="0"/>
+                <w:i w:val="0"/>
+              </w:rPr>
+              <w:t xml:space="preserve"> · </w:t>
+            </w:r>
+            <w:r>
+              <w:rPr>
+                <w:rFonts w:ascii="Menlo" w:hAnsi="Menlo"/>
+                <w:b w:val="0"/>
+                <w:i w:val="0"/>
+                <w:sz w:val="19"/>
+              </w:rPr>
+              <w:t>startup.c</w:t>
+            </w:r>
+            <w:r>
+              <w:rPr>
+                <w:b w:val="0"/>
+                <w:i w:val="0"/>
+              </w:rPr>
+              <w:t xml:space="preserve"> · </w:t>
+            </w:r>
+            <w:r>
+              <w:rPr>
+                <w:rFonts w:ascii="Menlo" w:hAnsi="Menlo"/>
+                <w:b w:val="0"/>
+                <w:i w:val="0"/>
+                <w:sz w:val="19"/>
+              </w:rPr>
+              <w:t>libc_stub.c</w:t>
+            </w:r>
+            <w:r>
+              <w:rPr>
+                <w:b w:val="0"/>
+                <w:i w:val="0"/>
+              </w:rPr>
+              <w:t>)</w:t>
+            </w:r>
+          </w:p>
+        </w:tc>
+      </w:tr>
+      <w:tr>
+        <w:tc>
+          <w:tcPr>
+            <w:tcW w:type="dxa" w:w="3562"/>
+          </w:tcPr>
+          <w:p>
+            <w:r/>
+            <w:r>
+              <w:rPr>
+                <w:b w:val="0"/>
+                <w:i w:val="0"/>
+              </w:rPr>
+              <w:t>Flash chiếm</w:t>
+            </w:r>
+          </w:p>
+        </w:tc>
+        <w:tc>
+          <w:tcPr>
+            <w:tcW w:type="dxa" w:w="5654"/>
+          </w:tcPr>
+          <w:p>
+            <w:r/>
+            <w:r>
+              <w:rPr>
+                <w:b/>
+                <w:i w:val="0"/>
+              </w:rPr>
+              <w:t>260 204 B</w:t>
+            </w:r>
+            <w:r>
+              <w:rPr>
+                <w:b w:val="0"/>
+                <w:i w:val="0"/>
+              </w:rPr>
+              <w:t xml:space="preserve"> (bản FreeRTOS: 263 740 B — ít hơn 3 536 B)</w:t>
+            </w:r>
+          </w:p>
+        </w:tc>
+      </w:tr>
+      <w:tr>
+        <w:tc>
+          <w:tcPr>
+            <w:tcW w:type="dxa" w:w="3562"/>
+          </w:tcPr>
+          <w:p>
+            <w:r/>
+            <w:r>
+              <w:rPr>
+                <w:b w:val="0"/>
+                <w:i w:val="0"/>
+              </w:rPr>
+              <w:t>RAM tĩnh (</w:t>
+            </w:r>
+            <w:r>
+              <w:rPr>
+                <w:rFonts w:ascii="Menlo" w:hAnsi="Menlo"/>
+                <w:b w:val="0"/>
+                <w:i w:val="0"/>
+                <w:sz w:val="19"/>
+              </w:rPr>
+              <w:t>.bss</w:t>
+            </w:r>
+            <w:r>
+              <w:rPr>
+                <w:b w:val="0"/>
+                <w:i w:val="0"/>
+              </w:rPr>
+              <w:t>)</w:t>
+            </w:r>
+          </w:p>
+        </w:tc>
+        <w:tc>
+          <w:tcPr>
+            <w:tcW w:type="dxa" w:w="5654"/>
+          </w:tcPr>
+          <w:p>
+            <w:r/>
+            <w:r>
+              <w:rPr>
+                <w:b/>
+                <w:i w:val="0"/>
+              </w:rPr>
+              <w:t>13 596 B</w:t>
+            </w:r>
+            <w:r>
+              <w:rPr>
+                <w:b w:val="0"/>
+                <w:i w:val="0"/>
+              </w:rPr>
+              <w:t xml:space="preserve"> (bản FreeRTOS: 36 424 B — ít hơn 22 828 B)</w:t>
             </w:r>
           </w:p>
         </w:tc>
@@ -3865,7 +4099,7 @@
           <w:b w:val="0"/>
           <w:i w:val="0"/>
         </w:rPr>
-        <w:t xml:space="preserve"> cho toàn bộ phiên — gồm phân tích, ba phương án kiến trúc, 1 029 dòng nhân RTOS, sáu lần biên dịch, bốn lần nạp bo, và ba lần dò lỗi phần cứng tới tận thanh ghi DSI.</w:t>
+        <w:t xml:space="preserve"> cho toàn bộ phiên — gồm phân tích, ba phương án kiến trúc, 1 029 dòng mã, sáu lần biên dịch, bốn lần nạp bo, và ba lần dò lỗi phần cứng tới tận thanh ghi DSI.</w:t>
       </w:r>
     </w:p>
     <w:p>
@@ -7535,7 +7769,7 @@
           <w:b w:val="0"/>
           <w:i w:val="0"/>
         </w:rPr>
-        <w:t xml:space="preserve"> 1 029 dòng nhân RTOS có chuyển ngữ cảnh assembly, chạy thật trên chip, giao diện lên đúng như bản cũ.</w:t>
+        <w:t xml:space="preserve"> 689 dòng nhân RTOS có chuyển ngữ cảnh assembly, chạy thật trên chip, giao diện lên đúng như bản cũ.</w:t>
       </w:r>
     </w:p>
     <w:p>

--- a/docs/rtos-tu-viet/bao-cao/BAO-CAO-RTOS.docx
+++ b/docs/rtos-tu-viet/bao-cao/BAO-CAO-RTOS.docx
@@ -1154,7 +1154,7 @@
       <w:r>
         <w:drawing>
           <wp:inline xmlns:a="http://schemas.openxmlformats.org/drawingml/2006/main" xmlns:pic="http://schemas.openxmlformats.org/drawingml/2006/picture">
-            <wp:extent cx="5486400" cy="4831882"/>
+            <wp:extent cx="5486400" cy="3086467"/>
             <wp:docPr id="2" name="Picture 2"/>
             <wp:cNvGraphicFramePr>
               <a:graphicFrameLocks noChangeAspect="1"/>
@@ -1175,7 +1175,7 @@
                   <pic:spPr>
                     <a:xfrm>
                       <a:off x="0" y="0"/>
-                      <a:ext cx="5486400" cy="4831882"/>
+                      <a:ext cx="5486400" cy="3086467"/>
                     </a:xfrm>
                     <a:prstGeom prst="rect"/>
                   </pic:spPr>
@@ -1213,7 +1213,7 @@
       <w:r>
         <w:drawing>
           <wp:inline xmlns:a="http://schemas.openxmlformats.org/drawingml/2006/main" xmlns:pic="http://schemas.openxmlformats.org/drawingml/2006/picture">
-            <wp:extent cx="5486400" cy="11621196"/>
+            <wp:extent cx="5486400" cy="12020207"/>
             <wp:docPr id="3" name="Picture 3"/>
             <wp:cNvGraphicFramePr>
               <a:graphicFrameLocks noChangeAspect="1"/>
@@ -1234,7 +1234,7 @@
                   <pic:spPr>
                     <a:xfrm>
                       <a:off x="0" y="0"/>
-                      <a:ext cx="5486400" cy="11621196"/>
+                      <a:ext cx="5486400" cy="12020207"/>
                     </a:xfrm>
                     <a:prstGeom prst="rect"/>
                   </pic:spPr>
